--- a/papers/包级复核报告_交付包_2026-10-25.docx
+++ b/papers/包级复核报告_交付包_2026-10-25.docx
@@ -15,12 +15,6 @@
       <w:pPr>
         <w:pStyle w:val="BlockText"/>
       </w:pPr>
-      <w:r>
-        <w:t xml:space="preserve">★</w:t>
-      </w:r>
-      <w:r>
-        <w:t xml:space="preserve"> </w:t>
-      </w:r>
       <w:r>
         <w:rPr>
           <w:bCs/>
@@ -77,7 +71,7 @@
               <w:jc w:val="left"/>
             </w:pPr>
             <w:r>
-              <w:t xml:space="preserve">★ 被审对象</w:t>
+              <w:t xml:space="preserve">被审对象</w:t>
             </w:r>
           </w:p>
         </w:tc>
@@ -106,12 +100,6 @@
               <w:jc w:val="left"/>
             </w:pPr>
             <w:r>
-              <w:t xml:space="preserve">★</w:t>
-            </w:r>
-            <w:r>
-              <w:t xml:space="preserve"> </w:t>
-            </w:r>
-            <w:r>
               <w:rPr>
                 <w:bCs/>
                 <w:b/>
@@ -217,13 +205,7 @@
               <w:t xml:space="preserve">&lt;仓库&gt;/dist/四篇改稿+方向③层3_交付包_2026-10-25.zip</w:t>
             </w:r>
             <w:r>
-              <w:t xml:space="preserve"> </w:t>
-            </w:r>
-            <w:r>
-              <w:t xml:space="preserve">⇒ ★</w:t>
-            </w:r>
-            <w:r>
-              <w:t xml:space="preserve"> </w:t>
+              <w:t xml:space="preserve">，</w:t>
             </w:r>
             <w:r>
               <w:rPr>
@@ -247,23 +229,17 @@
               <w:jc w:val="left"/>
             </w:pPr>
             <w:r>
-              <w:t xml:space="preserve">★ 与受托 sha 是否一致</w:t>
-            </w:r>
-          </w:p>
-        </w:tc>
-        <w:tc>
-          <w:tcPr/>
-          <w:p>
-            <w:pPr>
-              <w:pStyle w:val="Compact"/>
-              <w:jc w:val="left"/>
-            </w:pPr>
-            <w:r>
-              <w:t xml:space="preserve">★</w:t>
-            </w:r>
-            <w:r>
-              <w:t xml:space="preserve"> </w:t>
-            </w:r>
+              <w:t xml:space="preserve">与受托 sha 是否一致</w:t>
+            </w:r>
+          </w:p>
+        </w:tc>
+        <w:tc>
+          <w:tcPr/>
+          <w:p>
+            <w:pPr>
+              <w:pStyle w:val="Compact"/>
+              <w:jc w:val="left"/>
+            </w:pPr>
             <w:r>
               <w:rPr>
                 <w:bCs/>
@@ -322,7 +298,7 @@
               <w:t xml:space="preserve">455915579293817</w:t>
             </w:r>
             <w:r>
-              <w:t xml:space="preserve">（Verifier）· ★ 只读审计 · 零 API · 零网络 · 未写 git</w:t>
+              <w:t xml:space="preserve">（Verifier）· 只读审计 · 零 API · 零网络 · 未写 git</w:t>
             </w:r>
           </w:p>
         </w:tc>
@@ -336,12 +312,6 @@
               <w:jc w:val="left"/>
             </w:pPr>
             <w:r>
-              <w:t xml:space="preserve">★</w:t>
-            </w:r>
-            <w:r>
-              <w:t xml:space="preserve"> </w:t>
-            </w:r>
-            <w:r>
               <w:rPr>
                 <w:bCs/>
                 <w:b/>
@@ -358,7 +328,7 @@
               <w:jc w:val="left"/>
             </w:pPr>
             <w:r>
-              <w:t xml:space="preserve">★ 上一位复核员对旧 sha</w:t>
+              <w:t xml:space="preserve">上一位复核员对旧 sha</w:t>
             </w:r>
             <w:r>
               <w:t xml:space="preserve"> </w:t>
@@ -383,10 +353,7 @@
               <w:t xml:space="preserve">不构成任何背书</w:t>
             </w:r>
             <w:r>
-              <w:t xml:space="preserve"> </w:t>
-            </w:r>
-            <w:r>
-              <w:t xml:space="preserve">⇒ ★ 本轮</w:t>
+              <w:t xml:space="preserve">，这一轮</w:t>
             </w:r>
             <w:r>
               <w:rPr>
@@ -440,10 +407,7 @@
               <w:t xml:space="preserve">（换行符计数）</w:t>
             </w:r>
             <w:r>
-              <w:t xml:space="preserve"> </w:t>
-            </w:r>
-            <w:r>
-              <w:t xml:space="preserve">⇒ ★ 末尾带换行的文件</w:t>
+              <w:t xml:space="preserve">，末尾带换行的文件</w:t>
             </w:r>
             <w:r>
               <w:t xml:space="preserve"> </w:t>
@@ -473,7 +437,7 @@
               <w:t xml:space="preserve"> </w:t>
             </w:r>
             <w:r>
-              <w:t xml:space="preserve">少 1 ⇒ ★ 复核时已按此口径统一（★ 这一点我自己先踩了一次坑，详见 §0.2）</w:t>
+              <w:t xml:space="preserve">少 1，复核时已按此口径统一（这一点我自己先踩了一次坑，详见 §0.2）</w:t>
             </w:r>
           </w:p>
         </w:tc>
@@ -510,12 +474,6 @@
       </w:pPr>
       <w:bookmarkStart w:id="20" w:name="有条件通过"/>
       <w:r>
-        <w:t xml:space="preserve">★</w:t>
-      </w:r>
-      <w:r>
-        <w:t xml:space="preserve"> </w:t>
-      </w:r>
-      <w:r>
         <w:rPr>
           <w:bCs/>
           <w:b/>
@@ -529,12 +487,6 @@
         <w:pStyle w:val="BlockText"/>
       </w:pPr>
       <w:r>
-        <w:t xml:space="preserve">★</w:t>
-      </w:r>
-      <w:r>
-        <w:t xml:space="preserve"> </w:t>
-      </w:r>
-      <w:r>
         <w:rPr>
           <w:bCs/>
           <w:b/>
@@ -580,12 +532,6 @@
         <w:t xml:space="preserve"> </w:t>
       </w:r>
       <w:r>
-        <w:t xml:space="preserve">★</w:t>
-      </w:r>
-      <w:r>
-        <w:t xml:space="preserve"> </w:t>
-      </w:r>
-      <w:r>
         <w:rPr>
           <w:bCs/>
           <w:b/>
@@ -641,13 +587,7 @@
         <w:t xml:space="preserve">另有 1 处仓级阻断级问题</w:t>
       </w:r>
       <w:r>
-        <w:t xml:space="preserve">（HEAD 的清单对不上 HEAD 自己的文件 ⇒ ★ 新 clone 必红）。</w:t>
-      </w:r>
-      <w:r>
-        <w:t xml:space="preserve"> </w:t>
-      </w:r>
-      <w:r>
-        <w:t xml:space="preserve">⇒ ★</w:t>
+        <w:t xml:space="preserve">（HEAD 的清单对不上 HEAD 自己的文件，新 clone 必红）。</w:t>
       </w:r>
       <w:r>
         <w:t xml:space="preserve"> </w:t>
@@ -660,10 +600,7 @@
         <w:t xml:space="preserve">本次不是「0 新发现」</w:t>
       </w:r>
       <w:r>
-        <w:t xml:space="preserve"> </w:t>
-      </w:r>
-      <w:r>
-        <w:t xml:space="preserve">⇒ ★ 分档：</w:t>
+        <w:t xml:space="preserve">，分档：</w:t>
       </w:r>
       <w:r>
         <w:rPr>
@@ -677,13 +614,76 @@
       </w:r>
     </w:p>
     <w:bookmarkEnd w:id="21"/>
-    <w:bookmarkStart w:id="22" w:name="复核者自己踩到的一个坑写下来给下一个人"/>
+    <w:bookmarkStart w:id="22" w:name="X365c27c79545d307ff81fce2ea509a7738541c1"/>
     <w:p>
       <w:pPr>
         <w:pStyle w:val="Heading3"/>
       </w:pPr>
       <w:r>
-        <w:t xml:space="preserve">0.2 · 复核者自己踩到的一个坑（写下来给下一个人）</w:t>
+        <w:t xml:space="preserve">0.2 · 复核者自己踩到的一个坑（写下来给下一个人）我第一遍用</w:t>
+      </w:r>
+      <w:r>
+        <w:t xml:space="preserve"> </w:t>
+      </w:r>
+      <w:r>
+        <w:rPr>
+          <w:rStyle w:val="VerbatimChar"/>
+        </w:rPr>
+        <w:t xml:space="preserve">len(open(f).read().split('\n'))</w:t>
+      </w:r>
+      <w:r>
+        <w:t xml:space="preserve"> </w:t>
+      </w:r>
+      <w:r>
+        <w:t xml:space="preserve">数行数，</w:t>
+      </w:r>
+      <w:r>
+        <w:rPr>
+          <w:bCs/>
+          <w:b/>
+        </w:rPr>
+        <w:t xml:space="preserve">11 处引用全部「差 1」</w:t>
+      </w:r>
+      <w:r>
+        <w:t xml:space="preserve">，差的都是</w:t>
+      </w:r>
+      <w:r>
+        <w:rPr>
+          <w:bCs/>
+          <w:b/>
+        </w:rPr>
+        <w:t xml:space="preserve">我这边</w:t>
+      </w:r>
+      <w:r>
+        <w:t xml:space="preserve">多算了末尾空串，换成</w:t>
+      </w:r>
+      <w:r>
+        <w:t xml:space="preserve"> </w:t>
+      </w:r>
+      <w:r>
+        <w:rPr>
+          <w:rStyle w:val="VerbatimChar"/>
+        </w:rPr>
+        <w:t xml:space="preserve">wc -l</w:t>
+      </w:r>
+      <w:r>
+        <w:t xml:space="preserve"> </w:t>
+      </w:r>
+      <w:r>
+        <w:t xml:space="preserve">口径后</w:t>
+      </w:r>
+      <w:r>
+        <w:t xml:space="preserve"> </w:t>
+      </w:r>
+      <w:r>
+        <w:rPr>
+          <w:bCs/>
+          <w:b/>
+        </w:rPr>
+        <w:t xml:space="preserve">11/11 全对</w:t>
+      </w:r>
+      <w:r>
+        <w:t xml:space="preserve">。</w:t>
       </w:r>
     </w:p>
     <w:p>
@@ -691,87 +691,6 @@
         <w:pStyle w:val="FirstParagraph"/>
       </w:pPr>
       <w:r>
-        <w:t xml:space="preserve">★ 我第一遍用</w:t>
-      </w:r>
-      <w:r>
-        <w:t xml:space="preserve"> </w:t>
-      </w:r>
-      <w:r>
-        <w:rPr>
-          <w:rStyle w:val="VerbatimChar"/>
-        </w:rPr>
-        <w:t xml:space="preserve">len(open(f).read().split('\n'))</w:t>
-      </w:r>
-      <w:r>
-        <w:t xml:space="preserve"> </w:t>
-      </w:r>
-      <w:r>
-        <w:t xml:space="preserve">数行数 ⇒</w:t>
-      </w:r>
-      <w:r>
-        <w:t xml:space="preserve"> </w:t>
-      </w:r>
-      <w:r>
-        <w:rPr>
-          <w:bCs/>
-          <w:b/>
-        </w:rPr>
-        <w:t xml:space="preserve">11 处引用全部「差 1」</w:t>
-      </w:r>
-      <w:r>
-        <w:t xml:space="preserve"> </w:t>
-      </w:r>
-      <w:r>
-        <w:t xml:space="preserve">⇒ ★ 差的都是</w:t>
-      </w:r>
-      <w:r>
-        <w:rPr>
-          <w:bCs/>
-          <w:b/>
-        </w:rPr>
-        <w:t xml:space="preserve">我这边</w:t>
-      </w:r>
-      <w:r>
-        <w:t xml:space="preserve">多算了末尾空串 ⇒ ★ 换成</w:t>
-      </w:r>
-      <w:r>
-        <w:t xml:space="preserve"> </w:t>
-      </w:r>
-      <w:r>
-        <w:rPr>
-          <w:rStyle w:val="VerbatimChar"/>
-        </w:rPr>
-        <w:t xml:space="preserve">wc -l</w:t>
-      </w:r>
-      <w:r>
-        <w:t xml:space="preserve"> </w:t>
-      </w:r>
-      <w:r>
-        <w:t xml:space="preserve">口径后</w:t>
-      </w:r>
-      <w:r>
-        <w:t xml:space="preserve"> </w:t>
-      </w:r>
-      <w:r>
-        <w:rPr>
-          <w:bCs/>
-          <w:b/>
-        </w:rPr>
-        <w:t xml:space="preserve">11/11 全对</w:t>
-      </w:r>
-      <w:r>
-        <w:t xml:space="preserve">。</w:t>
-      </w:r>
-      <w:r>
-        <w:t xml:space="preserve"> </w:t>
-      </w:r>
-      <w:r>
-        <w:t xml:space="preserve">⇒ ★</w:t>
-      </w:r>
-      <w:r>
-        <w:t xml:space="preserve"> </w:t>
-      </w:r>
-      <w:r>
         <w:rPr>
           <w:bCs/>
           <w:b/>
@@ -789,17 +708,17 @@
         <w:t xml:space="preserve">自己的计数口径</w:t>
       </w:r>
       <w:r>
-        <w:t xml:space="preserve">，不是文档过期 ⇒ ★ 先固化口径再判死。</w:t>
+        <w:t xml:space="preserve">，不是文档过期，先固化口径再判死。</w:t>
       </w:r>
     </w:p>
     <w:bookmarkEnd w:id="22"/>
-    <w:bookmarkStart w:id="23" w:name="本轮实测到的新发现非0-新发现"/>
+    <w:bookmarkStart w:id="23" w:name="这一轮实测到的新发现非0-新发现"/>
     <w:p>
       <w:pPr>
         <w:pStyle w:val="Heading3"/>
       </w:pPr>
       <w:r>
-        <w:t xml:space="preserve">0.3 · 本轮实测到的新发现（非「0 新发现」）</w:t>
+        <w:t xml:space="preserve">0.3 · 这一轮实测到的新发现（非「0 新发现」）</w:t>
       </w:r>
     </w:p>
     <w:tbl>
@@ -990,21 +909,13 @@
     </w:p>
     <w:bookmarkEnd w:id="23"/>
     <w:bookmarkEnd w:id="24"/>
-    <w:bookmarkStart w:id="26" w:name="返工留痕-本文件被覆盖前的原状"/>
+    <w:bookmarkStart w:id="26" w:name="返工留痕本文件被覆盖前的原状按要求-覆盖前先记录现版-sha256-与行字节"/>
     <w:p>
       <w:pPr>
         <w:pStyle w:val="Heading2"/>
       </w:pPr>
       <w:r>
-        <w:t xml:space="preserve">1 · 返工留痕（★ 本文件被覆盖前的原状）</w:t>
-      </w:r>
-    </w:p>
-    <w:p>
-      <w:pPr>
-        <w:pStyle w:val="FirstParagraph"/>
-      </w:pPr>
-      <w:r>
-        <w:t xml:space="preserve">★ 按纪律：★</w:t>
+        <w:t xml:space="preserve">1 · 返工留痕（本文件被覆盖前的原状）按要求：</w:t>
       </w:r>
       <w:r>
         <w:t xml:space="preserve"> </w:t>
@@ -1068,7 +979,7 @@
               <w:jc w:val="left"/>
             </w:pPr>
             <w:r>
-              <w:t xml:space="preserve">★ 路径</w:t>
+              <w:t xml:space="preserve">路径</w:t>
             </w:r>
           </w:p>
         </w:tc>
@@ -1098,7 +1009,7 @@
               <w:t xml:space="preserve">papers/</w:t>
             </w:r>
             <w:r>
-              <w:t xml:space="preserve">，★ 与包内成员</w:t>
+              <w:t xml:space="preserve">，与包内成员</w:t>
             </w:r>
             <w:r>
               <w:rPr>
@@ -1122,12 +1033,6 @@
               <w:jc w:val="left"/>
             </w:pPr>
             <w:r>
-              <w:t xml:space="preserve">★</w:t>
-            </w:r>
-            <w:r>
-              <w:t xml:space="preserve"> </w:t>
-            </w:r>
-            <w:r>
               <w:rPr>
                 <w:bCs/>
                 <w:b/>
@@ -1163,12 +1068,6 @@
               <w:jc w:val="left"/>
             </w:pPr>
             <w:r>
-              <w:t xml:space="preserve">★</w:t>
-            </w:r>
-            <w:r>
-              <w:t xml:space="preserve"> </w:t>
-            </w:r>
-            <w:r>
               <w:rPr>
                 <w:bCs/>
                 <w:b/>
@@ -1236,13 +1135,7 @@
               <w:t xml:space="preserve">SHA256SUMS.txt:30</w:t>
             </w:r>
             <w:r>
-              <w:t xml:space="preserve"> </w:t>
-            </w:r>
-            <w:r>
-              <w:t xml:space="preserve">⇒ ★</w:t>
-            </w:r>
-            <w:r>
-              <w:t xml:space="preserve"> </w:t>
+              <w:t xml:space="preserve">，</w:t>
             </w:r>
             <w:r>
               <w:rPr>
@@ -1306,7 +1199,7 @@
               <w:jc w:val="left"/>
             </w:pPr>
             <w:r>
-              <w:t xml:space="preserve">★ 该 docx 的内嵌指纹</w:t>
+              <w:t xml:space="preserve">该 docx 的内嵌指纹</w:t>
             </w:r>
           </w:p>
         </w:tc>
@@ -1347,7 +1240,7 @@
               <w:jc w:val="left"/>
             </w:pPr>
             <w:r>
-              <w:t xml:space="preserve">★ 上一位包级复核员（会话</w:t>
+              <w:t xml:space="preserve">上一位包级复核员（会话</w:t>
             </w:r>
             <w:r>
               <w:t xml:space="preserve"> </w:t>
@@ -1359,7 +1252,7 @@
               <w:t xml:space="preserve">455889764860385</w:t>
             </w:r>
             <w:r>
-              <w:t xml:space="preserve">）的终局报告 ⇒ ★ 其结论绑定旧对象</w:t>
+              <w:t xml:space="preserve">）的终局报告，其结论绑定旧对象</w:t>
             </w:r>
             <w:r>
               <w:t xml:space="preserve"> </w:t>
@@ -1377,13 +1270,13 @@
         </w:tc>
       </w:tr>
     </w:tbl>
-    <w:bookmarkStart w:id="25" w:name="本次覆盖必然带来的三处失配-owner-需要知道"/>
+    <w:bookmarkStart w:id="25" w:name="Xd6d38c61406d9ea8b9dcd13466e79fa5894d269"/>
     <w:p>
       <w:pPr>
         <w:pStyle w:val="Heading3"/>
       </w:pPr>
       <w:r>
-        <w:t xml:space="preserve">1.1 · ★ 本次覆盖</w:t>
+        <w:t xml:space="preserve">1.1 · 本次覆盖</w:t>
       </w:r>
       <w:r>
         <w:rPr>
@@ -1393,15 +1286,7 @@
         <w:t xml:space="preserve">必然</w:t>
       </w:r>
       <w:r>
-        <w:t xml:space="preserve">带来的三处失配（★ owner 需要知道）</w:t>
-      </w:r>
-    </w:p>
-    <w:p>
-      <w:pPr>
-        <w:pStyle w:val="FirstParagraph"/>
-      </w:pPr>
-      <w:r>
-        <w:t xml:space="preserve">★ 本次纪律明确：</w:t>
+        <w:t xml:space="preserve">带来的三处失配（owner 需要知道）本次要求明确：</w:t>
       </w:r>
       <w:r>
         <w:rPr>
@@ -1456,20 +1341,14 @@
         <w:t xml:space="preserve">禁止重打包</w:t>
       </w:r>
       <w:r>
-        <w:t xml:space="preserve"> </w:t>
-      </w:r>
-      <w:r>
-        <w:t xml:space="preserve">⇒ ⇒</w:t>
-      </w:r>
-      <w:r>
-        <w:t xml:space="preserve"> </w:t>
-      </w:r>
-      <w:r>
-        <w:rPr>
-          <w:bCs/>
-          <w:b/>
-        </w:rPr>
-        <w:t xml:space="preserve">以下三处失配是本次写文件的必然结果，★ 不是包本身的缺陷</w:t>
+        <w:t xml:space="preserve">，</w:t>
+      </w:r>
+      <w:r>
+        <w:rPr>
+          <w:bCs/>
+          <w:b/>
+        </w:rPr>
+        <w:t xml:space="preserve">以下三处失配是本次写文件的必然结果，不是包本身的缺陷</w:t>
       </w:r>
       <w:r>
         <w:t xml:space="preserve">：</w:t>
@@ -1535,7 +1414,7 @@
               <w:jc w:val="left"/>
             </w:pPr>
             <w:r>
-              <w:t xml:space="preserve">⇒ 处置</w:t>
+              <w:t xml:space="preserve">，处理</w:t>
             </w:r>
           </w:p>
         </w:tc>
@@ -1600,10 +1479,7 @@
               <w:jc w:val="left"/>
             </w:pPr>
             <w:r>
-              <w:t xml:space="preserve">★ 重打一次包即恢复（★</w:t>
-            </w:r>
-            <w:r>
-              <w:t xml:space="preserve"> </w:t>
+              <w:t xml:space="preserve">重打一次包即恢复（</w:t>
             </w:r>
             <w:r>
               <w:rPr>
@@ -1651,12 +1527,6 @@
               <w:jc w:val="left"/>
             </w:pPr>
             <w:r>
-              <w:t xml:space="preserve">★</w:t>
-            </w:r>
-            <w:r>
-              <w:t xml:space="preserve"> </w:t>
-            </w:r>
-            <w:r>
               <w:rPr>
                 <w:bCs/>
                 <w:b/>
@@ -1685,12 +1555,6 @@
               <w:jc w:val="left"/>
             </w:pPr>
             <w:r>
-              <w:t xml:space="preserve">★ ★</w:t>
-            </w:r>
-            <w:r>
-              <w:t xml:space="preserve"> </w:t>
-            </w:r>
-            <w:r>
               <w:rPr>
                 <w:bCs/>
                 <w:b/>
@@ -1717,16 +1581,10 @@
                 <w:bCs/>
                 <w:b/>
               </w:rPr>
-              <w:t xml:space="preserve">（重建 docx 并重嵌指纹）★ 再重打包</w:t>
-            </w:r>
-            <w:r>
-              <w:t xml:space="preserve"> </w:t>
-            </w:r>
-            <w:r>
-              <w:t xml:space="preserve">⇒ ★ ★</w:t>
-            </w:r>
-            <w:r>
-              <w:t xml:space="preserve"> </w:t>
+              <w:t xml:space="preserve">（重建 docx 并重嵌指纹）再重打包</w:t>
+            </w:r>
+            <w:r>
+              <w:t xml:space="preserve">，</w:t>
             </w:r>
             <w:r>
               <w:rPr>
@@ -1736,7 +1594,7 @@
               <w:t xml:space="preserve">只重打包修不好它</w:t>
             </w:r>
             <w:r>
-              <w:t xml:space="preserve">（★ 实测：</w:t>
+              <w:t xml:space="preserve">（实测：</w:t>
             </w:r>
             <w:r>
               <w:rPr>
@@ -1806,10 +1664,7 @@
               <w:t xml:space="preserve">build_docx.sh</w:t>
             </w:r>
             <w:r>
-              <w:t xml:space="preserve"> </w:t>
-            </w:r>
-            <w:r>
-              <w:t xml:space="preserve">⇒ ★ 打包器</w:t>
+              <w:t xml:space="preserve">，打包器</w:t>
             </w:r>
             <w:r>
               <w:rPr>
@@ -1894,12 +1749,6 @@
               <w:jc w:val="left"/>
             </w:pPr>
             <w:r>
-              <w:t xml:space="preserve">★</w:t>
-            </w:r>
-            <w:r>
-              <w:t xml:space="preserve"> </w:t>
-            </w:r>
-            <w:r>
               <w:rPr>
                 <w:bCs/>
                 <w:b/>
@@ -1919,7 +1768,7 @@
               <w:t xml:space="preserve">6afcc844…</w:t>
             </w:r>
             <w:r>
-              <w:t xml:space="preserve">）⇒ ★ 本报告的裁决</w:t>
+              <w:t xml:space="preserve">），本报告的裁决</w:t>
             </w:r>
             <w:r>
               <w:rPr>
@@ -1937,17 +1786,11 @@
         <w:pStyle w:val="BodyText"/>
       </w:pPr>
       <w:r>
-        <w:t xml:space="preserve">★</w:t>
-      </w:r>
-      <w:r>
-        <w:t xml:space="preserve"> </w:t>
-      </w:r>
-      <w:r>
-        <w:rPr>
-          <w:bCs/>
-          <w:b/>
-        </w:rPr>
-        <w:t xml:space="preserve">可直接观察到的症状（★ 本次写入后我实测到的）</w:t>
+        <w:rPr>
+          <w:bCs/>
+          <w:b/>
+        </w:rPr>
+        <w:t xml:space="preserve">可直接观察到的症状（本次写入后我实测到的）</w:t>
       </w:r>
       <w:r>
         <w:t xml:space="preserve">：</w:t>
@@ -1959,13 +1802,7 @@
         <w:t xml:space="preserve">python3 tools/check_docx.py papers</w:t>
       </w:r>
       <w:r>
-        <w:t xml:space="preserve"> </w:t>
-      </w:r>
-      <w:r>
-        <w:t xml:space="preserve">⇒ ★</w:t>
-      </w:r>
-      <w:r>
-        <w:t xml:space="preserve"> </w:t>
+        <w:t xml:space="preserve">，</w:t>
       </w:r>
       <w:r>
         <w:rPr>
@@ -1975,7 +1812,7 @@
         <w:t xml:space="preserve">EXIT=1</w:t>
       </w:r>
       <w:r>
-        <w:t xml:space="preserve">，★ 唯一一条红是</w:t>
+        <w:t xml:space="preserve">，唯一一条红是</w:t>
       </w:r>
     </w:p>
     <w:p>
@@ -1994,7 +1831,7 @@
         <w:pStyle w:val="FirstParagraph"/>
       </w:pPr>
       <w:r>
-        <w:t xml:space="preserve">★ 其余 24 个文件</w:t>
+        <w:t xml:space="preserve">其余 24 个文件</w:t>
       </w:r>
       <w:r>
         <w:rPr>
@@ -2004,7 +1841,7 @@
         <w:t xml:space="preserve">全部仍 ✅</w:t>
       </w:r>
       <w:r>
-        <w:t xml:space="preserve">（★ 这 24 个文件的单元格合计</w:t>
+        <w:t xml:space="preserve">（这 24 个文件的单元格合计</w:t>
       </w:r>
       <w:r>
         <w:t xml:space="preserve"> </w:t>
@@ -2052,7 +1889,7 @@
         <w:t xml:space="preserve"> </w:t>
       </w:r>
       <w:r>
-        <w:t xml:space="preserve">格）⇒ ★ 本文件自己的</w:t>
+        <w:t xml:space="preserve">格），本文件自己的</w:t>
       </w:r>
       <w:r>
         <w:t xml:space="preserve"> </w:t>
@@ -2090,10 +1927,7 @@
         <w:t xml:space="preserve">未计入</w:t>
       </w:r>
       <w:r>
-        <w:t xml:space="preserve">那个合计 ⇒ ★</w:t>
-      </w:r>
-      <w:r>
-        <w:t xml:space="preserve"> </w:t>
+        <w:t xml:space="preserve">那个合计，</w:t>
       </w:r>
       <w:r>
         <w:rPr>
@@ -2103,7 +1937,7 @@
         <w:t xml:space="preserve">这正是「文档里的数字会随自己改动而过期」的现场演示</w:t>
       </w:r>
       <w:r>
-        <w:t xml:space="preserve">（★ 本文件的表数从 5 变 13、格数从 100 变 237）。</w:t>
+        <w:t xml:space="preserve">（本文件的表数从 5 变 13、格数从 100 变 237）。</w:t>
       </w:r>
     </w:p>
     <w:p>
@@ -2111,12 +1945,6 @@
         <w:pStyle w:val="BodyText"/>
       </w:pPr>
       <w:r>
-        <w:t xml:space="preserve">★</w:t>
-      </w:r>
-      <w:r>
-        <w:t xml:space="preserve"> </w:t>
-      </w:r>
-      <w:r>
         <w:rPr>
           <w:bCs/>
           <w:b/>
@@ -2124,7 +1952,7 @@
         <w:t xml:space="preserve">我没有做也不建议在复核阶段做</w:t>
       </w:r>
       <w:r>
-        <w:t xml:space="preserve">：重建 docx（会改 docx 字节 ⇒ 使被审对象失效）、重打包（会换掉被审对象）。</w:t>
+        <w:t xml:space="preserve">：重建 docx（会改 docx 字节，使被审对象失效）、重打包（会换掉被审对象）。</w:t>
       </w:r>
     </w:p>
     <w:p>
@@ -2150,7 +1978,7 @@
         <w:pStyle w:val="FirstParagraph"/>
       </w:pPr>
       <w:r>
-        <w:t xml:space="preserve">★ 方法统一：</w:t>
+        <w:t xml:space="preserve">方法统一：</w:t>
       </w:r>
       <w:r>
         <w:rPr>
@@ -2160,16 +1988,16 @@
         <w:t xml:space="preserve">在解包副本上跑</w:t>
       </w:r>
       <w:r>
-        <w:t xml:space="preserve">，★ 不采信仓内读数；★ 命令 / 退出码 / 实测值全部粘原文。</w:t>
+        <w:t xml:space="preserve">，不采信仓内读数；命令 / 退出码 / 实测值全部粘原文。</w:t>
       </w:r>
     </w:p>
-    <w:bookmarkStart w:id="27" w:name="check-2.1-清单全量核对-全量非抽样"/>
+    <w:bookmarkStart w:id="27" w:name="check-2.1-清单全量核对全量非抽样"/>
     <w:p>
       <w:pPr>
         <w:pStyle w:val="Heading3"/>
       </w:pPr>
       <w:r>
-        <w:t xml:space="preserve">Check 2.1 · 清单全量核对（★ 全量，非抽样）</w:t>
+        <w:t xml:space="preserve">Check 2.1 · 清单全量核对（全量，非抽样）</w:t>
       </w:r>
     </w:p>
     <w:p>
@@ -2340,12 +2168,6 @@
         <w:pStyle w:val="FirstParagraph"/>
       </w:pPr>
       <w:r>
-        <w:t xml:space="preserve">★</w:t>
-      </w:r>
-      <w:r>
-        <w:t xml:space="preserve"> </w:t>
-      </w:r>
-      <w:r>
         <w:rPr>
           <w:bCs/>
           <w:b/>
@@ -2429,12 +2251,6 @@
         <w:pStyle w:val="FirstParagraph"/>
       </w:pPr>
       <w:r>
-        <w:t xml:space="preserve">★</w:t>
-      </w:r>
-      <w:r>
-        <w:t xml:space="preserve"> </w:t>
-      </w:r>
-      <w:r>
         <w:rPr>
           <w:bCs/>
           <w:b/>
@@ -2454,7 +2270,7 @@
         <w:t xml:space="preserve"> </w:t>
       </w:r>
       <w:r>
-        <w:t xml:space="preserve">✔；★ 磁盘上除清单自身外</w:t>
+        <w:t xml:space="preserve">✔；磁盘上除清单自身外</w:t>
       </w:r>
       <w:r>
         <w:rPr>
@@ -2467,7 +2283,7 @@
         <w:t xml:space="preserve"> </w:t>
       </w:r>
       <w:r>
-        <w:t xml:space="preserve">✔；★ 无重复路径 ✔；★ 无格式异常行 ✔。</w:t>
+        <w:t xml:space="preserve">✔；无重复路径 ✔；无格式异常行 ✔。</w:t>
       </w:r>
     </w:p>
     <w:p>
@@ -2513,7 +2329,7 @@
         <w:t xml:space="preserve">cd unpack &amp;&amp; python3 tools/check_docx.py papers</w:t>
       </w:r>
       <w:r>
-        <w:t xml:space="preserve">（★ 交付态＝解包副本）</w:t>
+        <w:t xml:space="preserve">（交付态＝解包副本）</w:t>
       </w:r>
       <w:r>
         <w:t xml:space="preserve"> </w:t>
@@ -2569,12 +2385,6 @@
         <w:pStyle w:val="FirstParagraph"/>
       </w:pPr>
       <w:r>
-        <w:t xml:space="preserve">★</w:t>
-      </w:r>
-      <w:r>
-        <w:t xml:space="preserve"> </w:t>
-      </w:r>
-      <w:r>
         <w:rPr>
           <w:bCs/>
           <w:b/>
@@ -2646,7 +2456,7 @@
         <w:pStyle w:val="FirstParagraph"/>
       </w:pPr>
       <w:r>
-        <w:t xml:space="preserve">★ 附：</w:t>
+        <w:t xml:space="preserve">附：</w:t>
       </w:r>
       <w:r>
         <w:rPr>
@@ -2655,13 +2465,7 @@
         <w:t xml:space="preserve">python3 tools/check_docx.py support</w:t>
       </w:r>
       <w:r>
-        <w:t xml:space="preserve"> </w:t>
-      </w:r>
-      <w:r>
-        <w:t xml:space="preserve">⇒</w:t>
-      </w:r>
-      <w:r>
-        <w:t xml:space="preserve"> </w:t>
+        <w:t xml:space="preserve">，</w:t>
       </w:r>
       <w:r>
         <w:rPr>
@@ -2671,7 +2475,7 @@
         <w:t xml:space="preserve">EXIT=0</w:t>
       </w:r>
       <w:r>
-        <w:t xml:space="preserve">（5 个全 ✅），★ 但同样带 ⚠「docx 无源指纹」⇒ ★ 见 §5 S-02。</w:t>
+        <w:t xml:space="preserve">（5 个全 ✅），但同样带 ⚠「docx 无源指纹」，见 §5 S-02。</w:t>
       </w:r>
     </w:p>
     <w:p>
@@ -2686,7 +2490,7 @@
         <w:t xml:space="preserve">Result: PASS</w:t>
       </w:r>
       <w:r>
-        <w:t xml:space="preserve">（★ 交付面</w:t>
+        <w:t xml:space="preserve">（交付面</w:t>
       </w:r>
       <w:r>
         <w:t xml:space="preserve"> </w:t>
@@ -2701,7 +2505,7 @@
         <w:t xml:space="preserve"> </w:t>
       </w:r>
       <w:r>
-        <w:t xml:space="preserve">25/25 指纹新鲜度成立；★ 6 个非交付面 docx 无指纹 ⇒ 记为建议）</w:t>
+        <w:t xml:space="preserve">25/25 指纹新鲜度成立； 6 个非交付面 docx 无指纹，记为建议）</w:t>
       </w:r>
     </w:p>
     <w:bookmarkEnd w:id="28"/>
@@ -2932,13 +2736,13 @@
       </w:r>
     </w:p>
     <w:bookmarkEnd w:id="30"/>
-    <w:bookmarkStart w:id="31" w:name="check-2.5-无-git-原地重建-逐字节相同-5-次独立重建"/>
+    <w:bookmarkStart w:id="31" w:name="check-2.5-无-git-原地重建逐字节相同5-次独立重建"/>
     <w:p>
       <w:pPr>
         <w:pStyle w:val="Heading3"/>
       </w:pPr>
       <w:r>
-        <w:t xml:space="preserve">Check 2.5 · ★ 无 git 原地重建 ⇒ 逐字节相同（★ 5 次独立重建）</w:t>
+        <w:t xml:space="preserve">Check 2.5 · 无 git 原地重建，逐字节相同（5 次独立重建）</w:t>
       </w:r>
     </w:p>
     <w:p>
@@ -2988,7 +2792,7 @@
         <w:t xml:space="preserve">无 git</w:t>
       </w:r>
       <w:r>
-        <w:t xml:space="preserve">环境重建；★ 重建产物写临时目录，★</w:t>
+        <w:t xml:space="preserve">环境重建；重建产物写临时目录，</w:t>
       </w:r>
       <w:r>
         <w:t xml:space="preserve"> </w:t>
@@ -3113,12 +2917,6 @@
         <w:pStyle w:val="FirstParagraph"/>
       </w:pPr>
       <w:r>
-        <w:t xml:space="preserve">★</w:t>
-      </w:r>
-      <w:r>
-        <w:t xml:space="preserve"> </w:t>
-      </w:r>
-      <w:r>
         <w:rPr>
           <w:bCs/>
           <w:b/>
@@ -3190,12 +2988,6 @@
         <w:pStyle w:val="FirstParagraph"/>
       </w:pPr>
       <w:r>
-        <w:t xml:space="preserve">★</w:t>
-      </w:r>
-      <w:r>
-        <w:t xml:space="preserve"> </w:t>
-      </w:r>
-      <w:r>
         <w:rPr>
           <w:bCs/>
           <w:b/>
@@ -3203,7 +2995,7 @@
         <w:t xml:space="preserve">5 次独立重建，全部同一 sha</w:t>
       </w:r>
       <w:r>
-        <w:t xml:space="preserve">（★ 4 个对抗探针见 §3）：</w:t>
+        <w:t xml:space="preserve">（4 个对抗探针见 §3）：</w:t>
       </w:r>
     </w:p>
     <w:tbl>
@@ -3279,7 +3071,7 @@
               <w:jc w:val="left"/>
             </w:pPr>
             <w:r>
-              <w:t xml:space="preserve">★ 被审包本体</w:t>
+              <w:t xml:space="preserve">被审包本体</w:t>
             </w:r>
           </w:p>
         </w:tc>
@@ -3373,12 +3165,6 @@
               <w:jc w:val="left"/>
             </w:pPr>
             <w:r>
-              <w:t xml:space="preserve">★</w:t>
-            </w:r>
-            <w:r>
-              <w:t xml:space="preserve"> </w:t>
-            </w:r>
-            <w:r>
               <w:rPr>
                 <w:bCs/>
                 <w:b/>
@@ -3583,12 +3369,6 @@
               <w:pStyle w:val="Compact"/>
               <w:jc w:val="left"/>
             </w:pPr>
-            <w:r>
-              <w:t xml:space="preserve">★</w:t>
-            </w:r>
-            <w:r>
-              <w:t xml:space="preserve"> </w:t>
-            </w:r>
             <w:r>
               <w:rPr>
                 <w:bCs/>
@@ -3789,20 +3569,14 @@
         <w:pStyle w:val="FirstParagraph"/>
       </w:pPr>
       <w:r>
-        <w:t xml:space="preserve">★</w:t>
-      </w:r>
-      <w:r>
-        <w:t xml:space="preserve"> </w:t>
-      </w:r>
-      <w:r>
-        <w:rPr>
-          <w:bCs/>
-          <w:b/>
-        </w:rPr>
-        <w:t xml:space="preserve">额外做了一件包内工具没做的事：本机装有 LibreOffice ⇒ 用独立渲染器实开</w:t>
-      </w:r>
-      <w:r>
-        <w:t xml:space="preserve">（★ 只读，在副本上做）：</w:t>
+        <w:rPr>
+          <w:bCs/>
+          <w:b/>
+        </w:rPr>
+        <w:t xml:space="preserve">额外做了一件包内工具没做的事：本机装有 LibreOffice，用独立渲染器实开</w:t>
+      </w:r>
+      <w:r>
+        <w:t xml:space="preserve">（只读，在副本上做）：</w:t>
       </w:r>
     </w:p>
     <w:p>
@@ -3821,7 +3595,7 @@
         <w:pStyle w:val="FirstParagraph"/>
       </w:pPr>
       <w:r>
-        <w:t xml:space="preserve">★ 并用 UTF-8 过滤器复验</w:t>
+        <w:t xml:space="preserve">并用 UTF-8 过滤器复验</w:t>
       </w:r>
       <w:r>
         <w:rPr>
@@ -3831,7 +3605,7 @@
         <w:t xml:space="preserve">内容保真</w:t>
       </w:r>
       <w:r>
-        <w:t xml:space="preserve">（★ 纯文本导出器在 C locale 下会把 CJK 打成</w:t>
+        <w:t xml:space="preserve">（纯文本导出器在 C locale 下会把 CJK 打成</w:t>
       </w:r>
       <w:r>
         <w:t xml:space="preserve"> </w:t>
@@ -3843,7 +3617,7 @@
         <w:t xml:space="preserve">?</w:t>
       </w:r>
       <w:r>
-        <w:t xml:space="preserve">，那不是 docx 缺陷 ⇒ ★ 换</w:t>
+        <w:t xml:space="preserve">，那不是 docx 缺陷，换</w:t>
       </w:r>
       <w:r>
         <w:t xml:space="preserve"> </w:t>
@@ -3895,12 +3669,6 @@
         <w:pStyle w:val="FirstParagraph"/>
       </w:pPr>
       <w:r>
-        <w:t xml:space="preserve">★</w:t>
-      </w:r>
-      <w:r>
-        <w:t xml:space="preserve"> </w:t>
-      </w:r>
-      <w:r>
         <w:rPr>
           <w:bCs/>
           <w:b/>
@@ -3908,7 +3676,7 @@
         <w:t xml:space="preserve">边界（不替 Word 背书）</w:t>
       </w:r>
       <w:r>
-        <w:t xml:space="preserve">：★ 本环境</w:t>
+        <w:t xml:space="preserve">：本环境</w:t>
       </w:r>
       <w:r>
         <w:rPr>
@@ -3918,10 +3686,7 @@
         <w:t xml:space="preserve">无 Microsoft Word / WPS</w:t>
       </w:r>
       <w:r>
-        <w:t xml:space="preserve"> </w:t>
-      </w:r>
-      <w:r>
-        <w:t xml:space="preserve">⇒ ★ 上面的结论只到「</w:t>
+        <w:t xml:space="preserve">，上面的结论只到「</w:t>
       </w:r>
       <w:r>
         <w:rPr>
@@ -3941,10 +3706,7 @@
         <w:t xml:space="preserve">OPC 结构层 31/31 全部干净</w:t>
       </w:r>
       <w:r>
-        <w:t xml:space="preserve">」⇒ ★</w:t>
-      </w:r>
-      <w:r>
-        <w:t xml:space="preserve"> </w:t>
+        <w:t xml:space="preserve">」，</w:t>
       </w:r>
       <w:r>
         <w:rPr>
@@ -4000,10 +3762,7 @@
         <w:t xml:space="preserve">python3 unpack/tools/check_package.py pkg.zip --self-test</w:t>
       </w:r>
       <w:r>
-        <w:t xml:space="preserve">（★</w:t>
-      </w:r>
-      <w:r>
-        <w:t xml:space="preserve"> </w:t>
+        <w:t xml:space="preserve">（</w:t>
       </w:r>
       <w:r>
         <w:rPr>
@@ -4015,7 +3774,7 @@
         <w:t xml:space="preserve"> </w:t>
       </w:r>
       <w:r>
-        <w:t xml:space="preserve">§6 ⑥ 让第三方跑这条 ⇒ 属于用户路径证据，★ 必须实跑）</w:t>
+        <w:t xml:space="preserve">§6 ⑥ 让第三方跑这条，属于用户路径证据，必须实跑）</w:t>
       </w:r>
       <w:r>
         <w:t xml:space="preserve"> </w:t>
@@ -4105,13 +3864,13 @@
     </w:p>
     <w:bookmarkEnd w:id="33"/>
     <w:bookmarkEnd w:id="34"/>
-    <w:bookmarkStart w:id="35" w:name="对抗探针-至少一个且专门打可复现这条最强的声明"/>
+    <w:bookmarkStart w:id="35" w:name="对抗探针至少一个且专门打可复现这条最强的声明"/>
     <w:p>
       <w:pPr>
         <w:pStyle w:val="Heading2"/>
       </w:pPr>
       <w:r>
-        <w:t xml:space="preserve">3 · 对抗探针（★ 至少一个，且专门打「可复现」这条最强的声明）</w:t>
+        <w:t xml:space="preserve">3 · 对抗探针（至少一个，且专门打「可复现」这条最强的声明）</w:t>
       </w:r>
     </w:p>
     <w:tbl>
@@ -4234,12 +3993,6 @@
               <w:jc w:val="left"/>
             </w:pPr>
             <w:r>
-              <w:t xml:space="preserve">★</w:t>
-            </w:r>
-            <w:r>
-              <w:t xml:space="preserve"> </w:t>
-            </w:r>
-            <w:r>
               <w:rPr>
                 <w:bCs/>
                 <w:b/>
@@ -4271,7 +4024,7 @@
               <w:t xml:space="preserve">ece3ffa8…</w:t>
             </w:r>
             <w:r>
-              <w:t xml:space="preserve">）⇒ ★ 差异</w:t>
+              <w:t xml:space="preserve">），差异</w:t>
             </w:r>
             <w:r>
               <w:rPr>
@@ -4320,10 +4073,7 @@
               <w:t xml:space="preserve">dcterms:modified</w:t>
             </w:r>
             <w:r>
-              <w:t xml:space="preserve">（16:57:46Z vs 16:57:49Z）⇒ ★</w:t>
-            </w:r>
-            <w:r>
-              <w:t xml:space="preserve"> </w:t>
+              <w:t xml:space="preserve">（16:57:46Z vs 16:57:49Z），</w:t>
             </w:r>
             <w:r>
               <w:rPr>
@@ -4368,22 +4118,19 @@
               <w:jc w:val="left"/>
             </w:pPr>
             <w:r>
-              <w:t xml:space="preserve">打「同输入 ⇒ 同 sha」是否只依赖内容</w:t>
-            </w:r>
-          </w:p>
-        </w:tc>
-        <w:tc>
-          <w:tcPr/>
-          <w:p>
-            <w:pPr>
-              <w:pStyle w:val="Compact"/>
-              <w:jc w:val="left"/>
-            </w:pPr>
-            <w:r>
-              <w:t xml:space="preserve">★ level=1 ⇒</w:t>
-            </w:r>
-            <w:r>
-              <w:t xml:space="preserve"> </w:t>
+              <w:t xml:space="preserve">打「同输入，同 sha」是否只依赖内容</w:t>
+            </w:r>
+          </w:p>
+        </w:tc>
+        <w:tc>
+          <w:tcPr/>
+          <w:p>
+            <w:pPr>
+              <w:pStyle w:val="Compact"/>
+              <w:jc w:val="left"/>
+            </w:pPr>
+            <w:r>
+              <w:t xml:space="preserve">level=1，</w:t>
             </w:r>
             <w:r>
               <w:rPr>
@@ -4392,10 +4139,7 @@
               <w:t xml:space="preserve">1e014e39…</w:t>
             </w:r>
             <w:r>
-              <w:t xml:space="preserve">（2,788,466 B）｜level=6/默认 ⇒</w:t>
-            </w:r>
-            <w:r>
-              <w:t xml:space="preserve"> </w:t>
+              <w:t xml:space="preserve">（2,788,466 B）｜level=6/默认，</w:t>
             </w:r>
             <w:r>
               <w:rPr>
@@ -4404,10 +4148,7 @@
               <w:t xml:space="preserve">6afcc844…</w:t>
             </w:r>
             <w:r>
-              <w:t xml:space="preserve">（2,590,134 B）｜level=9 ⇒</w:t>
-            </w:r>
-            <w:r>
-              <w:t xml:space="preserve"> </w:t>
+              <w:t xml:space="preserve">（2,590,134 B）｜level=9，</w:t>
             </w:r>
             <w:r>
               <w:rPr>
@@ -4416,10 +4157,7 @@
               <w:t xml:space="preserve">c0a2c8df…</w:t>
             </w:r>
             <w:r>
-              <w:t xml:space="preserve">（2,584,659 B）⇒ ★</w:t>
-            </w:r>
-            <w:r>
-              <w:t xml:space="preserve"> </w:t>
+              <w:t xml:space="preserve">（2,584,659 B），</w:t>
             </w:r>
             <w:r>
               <w:rPr>
@@ -4486,7 +4224,7 @@
               <w:jc w:val="left"/>
             </w:pPr>
             <w:r>
-              <w:t xml:space="preserve">★ 仍产出</w:t>
+              <w:t xml:space="preserve">仍产出</w:t>
             </w:r>
             <w:r>
               <w:t xml:space="preserve"> </w:t>
@@ -4498,10 +4236,7 @@
               <w:t xml:space="preserve">6afcc844…</w:t>
             </w:r>
             <w:r>
-              <w:t xml:space="preserve"> </w:t>
-            </w:r>
-            <w:r>
-              <w:t xml:space="preserve">⇒ ★ 回退分支（</w:t>
+              <w:t xml:space="preserve">，回退分支（</w:t>
             </w:r>
             <w:r>
               <w:rPr>
@@ -4510,10 +4245,7 @@
               <w:t xml:space="preserve">FileNotFoundError</w:t>
             </w:r>
             <w:r>
-              <w:t xml:space="preserve"> </w:t>
-            </w:r>
-            <w:r>
-              <w:t xml:space="preserve">⇒ 目录遍历）</w:t>
+              <w:t xml:space="preserve">，目录遍历）</w:t>
             </w:r>
             <w:r>
               <w:rPr>
@@ -4612,7 +4344,7 @@
               <w:jc w:val="left"/>
             </w:pPr>
             <w:r>
-              <w:t xml:space="preserve">★ 仍产出</w:t>
+              <w:t xml:space="preserve">仍产出</w:t>
             </w:r>
             <w:r>
               <w:t xml:space="preserve"> </w:t>
@@ -4624,10 +4356,7 @@
               <w:t xml:space="preserve">6afcc844…</w:t>
             </w:r>
             <w:r>
-              <w:t xml:space="preserve"> </w:t>
-            </w:r>
-            <w:r>
-              <w:t xml:space="preserve">⇒ ★ 打包器的</w:t>
+              <w:t xml:space="preserve">，打包器的</w:t>
             </w:r>
             <w:r>
               <w:t xml:space="preserve"> </w:t>
@@ -4731,7 +4460,7 @@
               <w:jc w:val="left"/>
             </w:pPr>
             <w:r>
-              <w:t xml:space="preserve">★ 仍产出</w:t>
+              <w:t xml:space="preserve">仍产出</w:t>
             </w:r>
             <w:r>
               <w:t xml:space="preserve"> </w:t>
@@ -4743,10 +4472,7 @@
               <w:t xml:space="preserve">6afcc844…</w:t>
             </w:r>
             <w:r>
-              <w:t xml:space="preserve"> </w:t>
-            </w:r>
-            <w:r>
-              <w:t xml:space="preserve">⇒ ★ 权限位确由内容决定（shebang ⇒ 0o755）</w:t>
+              <w:t xml:space="preserve">，权限位确由内容决定（shebang，0o755）</w:t>
             </w:r>
           </w:p>
         </w:tc>
@@ -4821,7 +4547,7 @@
               <w:jc w:val="left"/>
             </w:pPr>
             <w:r>
-              <w:t xml:space="preserve">★ 工作区清单与包内清单</w:t>
+              <w:t xml:space="preserve">工作区清单与包内清单</w:t>
             </w:r>
             <w:r>
               <w:rPr>
@@ -4840,7 +4566,7 @@
               <w:t xml:space="preserve">984ee931…</w:t>
             </w:r>
             <w:r>
-              <w:t xml:space="preserve">）✔；★</w:t>
+              <w:t xml:space="preserve">）✔；</w:t>
             </w:r>
             <w:r>
               <w:t xml:space="preserve"> </w:t>
@@ -4853,10 +4579,7 @@
               <w:t xml:space="preserve">但 HEAD 里的清单不是这份</w:t>
             </w:r>
             <w:r>
-              <w:t xml:space="preserve"> </w:t>
-            </w:r>
-            <w:r>
-              <w:t xml:space="preserve">⇒ ⇒ 见 R-01</w:t>
+              <w:t xml:space="preserve">，见 R-01</w:t>
             </w:r>
           </w:p>
         </w:tc>
@@ -4921,12 +4644,6 @@
               <w:jc w:val="left"/>
             </w:pPr>
             <w:r>
-              <w:t xml:space="preserve">★</w:t>
-            </w:r>
-            <w:r>
-              <w:t xml:space="preserve"> </w:t>
-            </w:r>
-            <w:r>
               <w:rPr>
                 <w:rStyle w:val="VerbatimChar"/>
               </w:rPr>
@@ -4958,10 +4675,7 @@
               <w:t xml:space="preserve">__pycache__/workflow.cpython-311.pyc</w:t>
             </w:r>
             <w:r>
-              <w:t xml:space="preserve"> </w:t>
-            </w:r>
-            <w:r>
-              <w:t xml:space="preserve">⇒ ⇒ 见 S-01（★ 已用 P-4 证明</w:t>
+              <w:t xml:space="preserve">，见 S-01（已用 P-4 证明</w:t>
             </w:r>
             <w:r>
               <w:rPr>
@@ -5031,7 +4745,7 @@
               <w:jc w:val="left"/>
             </w:pPr>
             <w:r>
-              <w:t xml:space="preserve">★ 25/25 打开成功；★ 3 个抽样 md 的 CJK 段命中率</w:t>
+              <w:t xml:space="preserve">25/25 打开成功； 3 个抽样 md 的 CJK 段命中率</w:t>
             </w:r>
             <w:r>
               <w:t xml:space="preserve"> </w:t>
@@ -5064,13 +4778,13 @@
         <w:t xml:space="preserve">4 · 三个判断题</w:t>
       </w:r>
     </w:p>
-    <w:bookmarkStart w:id="36" w:name="X4f076ec00345b248ccd37723572541b78c6c0ad"/>
+    <w:bookmarkStart w:id="36" w:name="Xd18df430c3f5582b2695dfa41296c8f891d728a"/>
     <w:p>
       <w:pPr>
         <w:pStyle w:val="Heading3"/>
       </w:pPr>
       <w:r>
-        <w:t xml:space="preserve">D1 · 「同输入两次打包 sha 相同（同一次 docx 状态下）」这句话成立吗？★ 成立，但</w:t>
+        <w:t xml:space="preserve">D1 · 「同输入两次打包 sha 相同（同一次 docx 状态下）」这句话成立吗？成立，但</w:t>
       </w:r>
       <w:r>
         <w:rPr>
@@ -5085,12 +4799,6 @@
         <w:pStyle w:val="FirstParagraph"/>
       </w:pPr>
       <w:r>
-        <w:t xml:space="preserve">★</w:t>
-      </w:r>
-      <w:r>
-        <w:t xml:space="preserve"> </w:t>
-      </w:r>
-      <w:r>
         <w:rPr>
           <w:bCs/>
           <w:b/>
@@ -5108,7 +4816,7 @@
         <w:t xml:space="preserve">其字面限定下</w:t>
       </w:r>
       <w:r>
-        <w:t xml:space="preserve">为真（5 次重建同 sha，§2.5）⇒ ★ 但它的「同输入」若被读成「</w:t>
+        <w:t xml:space="preserve">为真（5 次重建同 sha，§2.5），但它的「同输入」若被读成「</w:t>
       </w:r>
       <w:r>
         <w:rPr>
@@ -5118,10 +4826,7 @@
         <w:t xml:space="preserve">同一份 md</w:t>
       </w:r>
       <w:r>
-        <w:t xml:space="preserve">」⇒ ★</w:t>
-      </w:r>
-      <w:r>
-        <w:t xml:space="preserve"> </w:t>
+        <w:t xml:space="preserve">」，</w:t>
       </w:r>
       <w:r>
         <w:rPr>
@@ -5131,15 +4836,7 @@
         <w:t xml:space="preserve">为假</w:t>
       </w:r>
       <w:r>
-        <w:t xml:space="preserve">（P-1 实测：docx 字节变 ⇒ 包 sha 变）。</w:t>
-      </w:r>
-    </w:p>
-    <w:p>
-      <w:pPr>
-        <w:pStyle w:val="BodyText"/>
-      </w:pPr>
-      <w:r>
-        <w:t xml:space="preserve">★ 建议改成（★ 三段式，把三个真实变量都写出来）：</w:t>
+        <w:t xml:space="preserve">（P-1 实测：docx 字节变，包 sha 变）。建议改成（三段式，把三个真实变量都写出来）：</w:t>
       </w:r>
     </w:p>
     <w:p>
@@ -5147,12 +4844,6 @@
         <w:pStyle w:val="BlockText"/>
       </w:pPr>
       <w:r>
-        <w:t xml:space="preserve">★</w:t>
-      </w:r>
-      <w:r>
-        <w:t xml:space="preserve"> </w:t>
-      </w:r>
-      <w:r>
         <w:rPr>
           <w:bCs/>
           <w:b/>
@@ -5160,10 +4851,7 @@
         <w:t xml:space="preserve">「包 sha256 是稳定标识符」</w:t>
       </w:r>
       <w:r>
-        <w:t xml:space="preserve"> </w:t>
-      </w:r>
-      <w:r>
-        <w:t xml:space="preserve">⇒ ★ 准确边界是：</w:t>
+        <w:t xml:space="preserve">，准确边界是：</w:t>
       </w:r>
       <w:r>
         <w:t xml:space="preserve"> </w:t>
@@ -5201,10 +4889,7 @@
         <w:t xml:space="preserve">可复现的前提是「同一批文件字节」</w:t>
       </w:r>
       <w:r>
-        <w:t xml:space="preserve">（★</w:t>
-      </w:r>
-      <w:r>
-        <w:t xml:space="preserve"> </w:t>
+        <w:t xml:space="preserve">（</w:t>
       </w:r>
       <w:r>
         <w:rPr>
@@ -5214,10 +4899,7 @@
         <w:t xml:space="preserve">含 docx 字节</w:t>
       </w:r>
       <w:r>
-        <w:t xml:space="preserve">）⇒ ★ ★</w:t>
-      </w:r>
-      <w:r>
-        <w:t xml:space="preserve"> </w:t>
+        <w:t xml:space="preserve">），</w:t>
       </w:r>
       <w:r>
         <w:rPr>
@@ -5246,17 +4928,10 @@
           <w:bCs/>
           <w:b/>
         </w:rPr>
-        <w:t xml:space="preserve"> </w:t>
-      </w:r>
-      <w:r>
-        <w:rPr>
-          <w:bCs/>
-          <w:b/>
-        </w:rPr>
-        <w:t xml:space="preserve">⇒ 包 sha 必变</w:t>
-      </w:r>
-      <w:r>
-        <w:t xml:space="preserve">（★ 实测：P-1）；</w:t>
+        <w:t xml:space="preserve">，包 sha 必变</w:t>
+      </w:r>
+      <w:r>
+        <w:t xml:space="preserve">（实测：P-1）；</w:t>
       </w:r>
       <w:r>
         <w:t xml:space="preserve"> </w:t>
@@ -5275,10 +4950,7 @@
         <w:t xml:space="preserve">逐字节复现还依赖 deflate 编码器</w:t>
       </w:r>
       <w:r>
-        <w:t xml:space="preserve">（zlib 实现与级别）⇒ ★ ★</w:t>
-      </w:r>
-      <w:r>
-        <w:t xml:space="preserve"> </w:t>
+        <w:t xml:space="preserve">（zlib 实现与级别），</w:t>
       </w:r>
       <w:r>
         <w:rPr>
@@ -5288,10 +4960,7 @@
         <w:t xml:space="preserve">跨 zlib 实现不保证压缩字节相同</w:t>
       </w:r>
       <w:r>
-        <w:t xml:space="preserve">（★ 实测：P-2）⇒ ⇒ ★</w:t>
-      </w:r>
-      <w:r>
-        <w:t xml:space="preserve"> </w:t>
+        <w:t xml:space="preserve">（实测：P-2），</w:t>
       </w:r>
       <w:r>
         <w:rPr>
@@ -5338,12 +5007,6 @@
         <w:pStyle w:val="FirstParagraph"/>
       </w:pPr>
       <w:r>
-        <w:t xml:space="preserve">★</w:t>
-      </w:r>
-      <w:r>
-        <w:t xml:space="preserve"> </w:t>
-      </w:r>
-      <w:r>
         <w:rPr>
           <w:bCs/>
           <w:b/>
@@ -5363,10 +5026,7 @@
         <w:t xml:space="preserve"> </w:t>
       </w:r>
       <w:r>
-        <w:t xml:space="preserve">打印的「⇒</w:t>
-      </w:r>
-      <w:r>
-        <w:t xml:space="preserve"> </w:t>
+        <w:t xml:space="preserve">打印的「，</w:t>
       </w:r>
       <w:r>
         <w:rPr>
@@ -5386,13 +5046,7 @@
         <w:t xml:space="preserve">过读了</w:t>
       </w:r>
       <w:r>
-        <w:t xml:space="preserve"> </w:t>
-      </w:r>
-      <w:r>
-        <w:t xml:space="preserve">⇒ ★ 该自检只证明了「同一棵树、同一批 docx 字节、连打两次」⇒ ★</w:t>
-      </w:r>
-      <w:r>
-        <w:t xml:space="preserve"> </w:t>
+        <w:t xml:space="preserve">，该自检只证明了「同一棵树、同一批 docx 字节、连打两次」，</w:t>
       </w:r>
       <w:r>
         <w:rPr>
@@ -5402,10 +5056,7 @@
         <w:t xml:space="preserve">它没有重建 docx</w:t>
       </w:r>
       <w:r>
-        <w:t xml:space="preserve"> </w:t>
-      </w:r>
-      <w:r>
-        <w:t xml:space="preserve">⇒ ★ 建议把打印文案改成「★ 同一批文件字节 ⇒ 两次打包同 sha」。</w:t>
+        <w:t xml:space="preserve">，建议把打印文案改成「 同一批文件字节，两次打包同 sha」。</w:t>
       </w:r>
     </w:p>
     <w:bookmarkEnd w:id="36"/>
@@ -5430,7 +5081,7 @@
         <w:t xml:space="preserve"> </w:t>
       </w:r>
       <w:r>
-        <w:t xml:space="preserve">自洽吗？★</w:t>
+        <w:t xml:space="preserve">自洽吗？</w:t>
       </w:r>
       <w:r>
         <w:t xml:space="preserve"> </w:t>
@@ -5449,7 +5100,7 @@
         <w:pStyle w:val="Heading4"/>
       </w:pPr>
       <w:r>
-        <w:t xml:space="preserve">D2.1 · ★ 三处被点名引用的 sha / 行 / 字节 ——</w:t>
+        <w:t xml:space="preserve">D2.1 · 三处被点名引用的 sha / 行 / 字节 ——</w:t>
       </w:r>
       <w:r>
         <w:t xml:space="preserve"> </w:t>
@@ -5915,12 +5566,6 @@
               <w:jc w:val="left"/>
             </w:pPr>
             <w:r>
-              <w:t xml:space="preserve">★</w:t>
-            </w:r>
-            <w:r>
-              <w:t xml:space="preserve"> </w:t>
-            </w:r>
-            <w:r>
               <w:rPr>
                 <w:rStyle w:val="VerbatimChar"/>
               </w:rPr>
@@ -6529,12 +6174,6 @@
         <w:pStyle w:val="BodyText"/>
       </w:pPr>
       <w:r>
-        <w:t xml:space="preserve">★</w:t>
-      </w:r>
-      <w:r>
-        <w:t xml:space="preserve"> </w:t>
-      </w:r>
-      <w:r>
         <w:rPr>
           <w:bCs/>
           <w:b/>
@@ -6548,7 +6187,7 @@
         <w:t xml:space="preserve"> </w:t>
       </w:r>
       <w:r>
-        <w:t xml:space="preserve">- ★</w:t>
+        <w:t xml:space="preserve">-</w:t>
       </w:r>
       <w:r>
         <w:t xml:space="preserve"> </w:t>
@@ -6573,10 +6212,7 @@
         <w:t xml:space="preserve"> </w:t>
       </w:r>
       <w:r>
-        <w:t xml:space="preserve">§5 的『原记录（保留，不删）』段」⇒ ★</w:t>
-      </w:r>
-      <w:r>
-        <w:t xml:space="preserve"> </w:t>
+        <w:t xml:space="preserve">§5 的『原记录（保留，不删）』段」，</w:t>
       </w:r>
       <w:r>
         <w:rPr>
@@ -6604,7 +6240,7 @@
         <w:t xml:space="preserve"> </w:t>
       </w:r>
       <w:r>
-        <w:t xml:space="preserve">- ★</w:t>
+        <w:t xml:space="preserve">-</w:t>
       </w:r>
       <w:r>
         <w:t xml:space="preserve"> </w:t>
@@ -6617,7 +6253,7 @@
         <w:t xml:space="preserve">② 交付说明</w:t>
       </w:r>
       <w:r>
-        <w:t xml:space="preserve">：总览 L163 只按文件名引用、★ 未附任何数字 ⇒ ★ 无可过期项；★ 其内部对包级复核报告的登记（</w:t>
+        <w:t xml:space="preserve">：总览 L163 只按文件名引用、未附任何数字，无可过期项；其内部对包级复核报告的登记（</w:t>
       </w:r>
       <w:r>
         <w:rPr>
@@ -6653,10 +6289,7 @@
         <w:t xml:space="preserve">397d607074e53675…</w:t>
       </w:r>
       <w:r>
-        <w:t xml:space="preserve">（340 行 / 26,161 B））⇒ ★</w:t>
-      </w:r>
-      <w:r>
-        <w:t xml:space="preserve"> </w:t>
+        <w:t xml:space="preserve">（340 行 / 26,161 B）），</w:t>
       </w:r>
       <w:r>
         <w:rPr>
@@ -6679,7 +6312,7 @@
         <w:pStyle w:val="Heading4"/>
       </w:pPr>
       <w:r>
-        <w:t xml:space="preserve">D2.2 · ★ 但 6 处数字</w:t>
+        <w:t xml:space="preserve">D2.2 · 但 6 处数字</w:t>
       </w:r>
       <w:r>
         <w:rPr>
@@ -6704,12 +6337,6 @@
         <w:pStyle w:val="FirstParagraph"/>
       </w:pPr>
       <w:r>
-        <w:t xml:space="preserve">★</w:t>
-      </w:r>
-      <w:r>
-        <w:t xml:space="preserve"> </w:t>
-      </w:r>
-      <w:r>
         <w:rPr>
           <w:bCs/>
           <w:b/>
@@ -6717,7 +6344,7 @@
         <w:t xml:space="preserve">过期数字的共同根因</w:t>
       </w:r>
       <w:r>
-        <w:t xml:space="preserve">：★ 这些数字</w:t>
+        <w:t xml:space="preserve">：这些数字</w:t>
       </w:r>
       <w:r>
         <w:rPr>
@@ -6749,7 +6376,7 @@
         <w:t xml:space="preserve">（200 成员 / 199 清单 / 183 个非 ASCII / 24 个 docx / 6,907 单元格）</w:t>
       </w:r>
       <w:r>
-        <w:t xml:space="preserve">，★ 而本版已是</w:t>
+        <w:t xml:space="preserve">，而本版已是</w:t>
       </w:r>
       <w:r>
         <w:t xml:space="preserve"> </w:t>
@@ -6762,13 +6389,7 @@
         <w:t xml:space="preserve">203 成员 / 202 清单 / 186 个非 ASCII / 25 个 docx（papers/）/ 7,007 单元格</w:t>
       </w:r>
       <w:r>
-        <w:t xml:space="preserve"> </w:t>
-      </w:r>
-      <w:r>
-        <w:t xml:space="preserve">⇒ ★</w:t>
-      </w:r>
-      <w:r>
-        <w:t xml:space="preserve"> </w:t>
+        <w:t xml:space="preserve">，</w:t>
       </w:r>
       <w:r>
         <w:rPr>
@@ -6851,7 +6472,7 @@
         <w:t xml:space="preserve">包级复核报告.docx</w:t>
       </w:r>
       <w:r>
-        <w:t xml:space="preserve">（★ 三者皆非 ASCII ⇒ 非 ASCII 计数 183+3=186 ✔ 完全对上）。</w:t>
+        <w:t xml:space="preserve">（三者皆非 ASCII，非 ASCII 计数 183+3=186 ✔ 完全对上）。</w:t>
       </w:r>
     </w:p>
     <w:tbl>
@@ -6962,7 +6583,7 @@
               <w:t xml:space="preserve"> </w:t>
             </w:r>
             <w:r>
-              <w:t xml:space="preserve">L121（★ 在「</w:t>
+              <w:t xml:space="preserve">L121（在「</w:t>
             </w:r>
             <w:r>
               <w:rPr>
@@ -6995,12 +6616,6 @@
               <w:pStyle w:val="Compact"/>
               <w:jc w:val="left"/>
             </w:pPr>
-            <w:r>
-              <w:t xml:space="preserve">★</w:t>
-            </w:r>
-            <w:r>
-              <w:t xml:space="preserve"> </w:t>
-            </w:r>
             <w:r>
               <w:rPr>
                 <w:bCs/>
@@ -7071,7 +6686,7 @@
               <w:t xml:space="preserve"> </w:t>
             </w:r>
             <w:r>
-              <w:t xml:space="preserve">L137（★ 在「</w:t>
+              <w:t xml:space="preserve">L137（在「</w:t>
             </w:r>
             <w:r>
               <w:rPr>
@@ -7116,12 +6731,6 @@
               <w:pStyle w:val="Compact"/>
               <w:jc w:val="left"/>
             </w:pPr>
-            <w:r>
-              <w:t xml:space="preserve">★</w:t>
-            </w:r>
-            <w:r>
-              <w:t xml:space="preserve"> </w:t>
-            </w:r>
             <w:r>
               <w:rPr>
                 <w:bCs/>
@@ -7223,7 +6832,7 @@
               <w:jc w:val="left"/>
             </w:pPr>
             <w:r>
-              <w:t xml:space="preserve">★ 整包</w:t>
+              <w:t xml:space="preserve">整包</w:t>
             </w:r>
             <w:r>
               <w:t xml:space="preserve"> </w:t>
@@ -7236,7 +6845,7 @@
               <w:t xml:space="preserve">82 md / 31 docx</w:t>
             </w:r>
             <w:r>
-              <w:t xml:space="preserve">；★ 25/25 只对</w:t>
+              <w:t xml:space="preserve">； 25/25 只对</w:t>
             </w:r>
             <w:r>
               <w:t xml:space="preserve"> </w:t>
@@ -7332,7 +6941,7 @@
               <w:jc w:val="left"/>
             </w:pPr>
             <w:r>
-              <w:t xml:space="preserve">★ 包内</w:t>
+              <w:t xml:space="preserve">包内</w:t>
             </w:r>
             <w:r>
               <w:t xml:space="preserve"> </w:t>
@@ -7360,7 +6969,7 @@
               <w:t xml:space="preserve">270 行 / 18,375 B</w:t>
             </w:r>
             <w:r>
-              <w:t xml:space="preserve">；★ 394 行是</w:t>
+              <w:t xml:space="preserve">； 394 行是</w:t>
             </w:r>
             <w:r>
               <w:rPr>
@@ -7379,7 +6988,7 @@
               <w:t xml:space="preserve">审稿意见_pasted.txt</w:t>
             </w:r>
             <w:r>
-              <w:t xml:space="preserve">（18,460 B）⇒ ★ 「原文在包内」这句把读者引向一个行数对不上的文件</w:t>
+              <w:t xml:space="preserve">（18,460 B），「原文在包内」这句把读者引向一个行数对不上的文件</w:t>
             </w:r>
           </w:p>
         </w:tc>
@@ -7476,12 +7085,6 @@
               <w:jc w:val="left"/>
             </w:pPr>
             <w:r>
-              <w:t xml:space="preserve">★</w:t>
-            </w:r>
-            <w:r>
-              <w:t xml:space="preserve"> </w:t>
-            </w:r>
-            <w:r>
               <w:rPr>
                 <w:bCs/>
                 <w:b/>
@@ -7489,7 +7092,7 @@
               <w:t xml:space="preserve">同一文件内自相矛盾</w:t>
             </w:r>
             <w:r>
-              <w:t xml:space="preserve">；★ 可观测：HEAD=</w:t>
+              <w:t xml:space="preserve">；可观测：HEAD=</w:t>
             </w:r>
             <w:r>
               <w:rPr>
@@ -7518,7 +7121,7 @@
               <w:t xml:space="preserve">29</w:t>
             </w:r>
             <w:r>
-              <w:t xml:space="preserve">、★</w:t>
+              <w:t xml:space="preserve">、</w:t>
             </w:r>
             <w:r>
               <w:t xml:space="preserve"> </w:t>
@@ -7543,7 +7146,7 @@
               <w:t xml:space="preserve"> </w:t>
             </w:r>
             <w:r>
-              <w:t xml:space="preserve">不存在）⇒ ★ 两个数都不可核</w:t>
+              <w:t xml:space="preserve">不存在），两个数都不可核</w:t>
             </w:r>
           </w:p>
         </w:tc>
@@ -7639,12 +7242,6 @@
               <w:jc w:val="left"/>
             </w:pPr>
             <w:r>
-              <w:t xml:space="preserve">★</w:t>
-            </w:r>
-            <w:r>
-              <w:t xml:space="preserve"> </w:t>
-            </w:r>
-            <w:r>
               <w:rPr>
                 <w:rStyle w:val="VerbatimChar"/>
               </w:rPr>
@@ -7664,10 +7261,7 @@
               <w:t xml:space="preserve">没有</w:t>
             </w:r>
             <w:r>
-              <w:t xml:space="preserve">「交付包身份」⇒ ★</w:t>
-            </w:r>
-            <w:r>
-              <w:t xml:space="preserve"> </w:t>
+              <w:t xml:space="preserve">「交付包身份」，</w:t>
             </w:r>
             <w:r>
               <w:rPr>
@@ -7677,7 +7271,7 @@
               <w:t xml:space="preserve">悬空交叉引用</w:t>
             </w:r>
             <w:r>
-              <w:t xml:space="preserve">；★ 且 ★</w:t>
+              <w:t xml:space="preserve">；且</w:t>
             </w:r>
             <w:r>
               <w:t xml:space="preserve"> </w:t>
@@ -7754,12 +7348,6 @@
         <w:pStyle w:val="BodyText"/>
       </w:pPr>
       <w:r>
-        <w:t xml:space="preserve">★</w:t>
-      </w:r>
-      <w:r>
-        <w:t xml:space="preserve"> </w:t>
-      </w:r>
-      <w:r>
         <w:rPr>
           <w:bCs/>
           <w:b/>
@@ -7767,7 +7355,7 @@
         <w:t xml:space="preserve">R-07 的一个结构性原因（值得单独记）</w:t>
       </w:r>
       <w:r>
-        <w:t xml:space="preserve">：★</w:t>
+        <w:t xml:space="preserve">：</w:t>
       </w:r>
       <w:r>
         <w:t xml:space="preserve"> </w:t>
@@ -7780,7 +7368,7 @@
         <w:t xml:space="preserve">包 sha 无法写进包内</w:t>
       </w:r>
       <w:r>
-        <w:t xml:space="preserve">（写了就改 sha ⇒ 自指悖论）⇒ ★ 所以「唯一入口 md」</w:t>
+        <w:t xml:space="preserve">（写了就改 sha，自指悖论），所以「唯一入口 md」</w:t>
       </w:r>
       <w:r>
         <w:rPr>
@@ -7790,20 +7378,17 @@
         <w:t xml:space="preserve">天然不可能</w:t>
       </w:r>
       <w:r>
-        <w:t xml:space="preserve">声明它所承载的 zip 的 sha ⇒ ⇒ ★</w:t>
-      </w:r>
-      <w:r>
-        <w:t xml:space="preserve"> </w:t>
-      </w:r>
-      <w:r>
-        <w:rPr>
-          <w:bCs/>
-          <w:b/>
-        </w:rPr>
-        <w:t xml:space="preserve">解法（★ 建议层）</w:t>
-      </w:r>
-      <w:r>
-        <w:t xml:space="preserve">：★ 用</w:t>
+        <w:t xml:space="preserve">声明它所承载的 zip 的 sha，</w:t>
+      </w:r>
+      <w:r>
+        <w:rPr>
+          <w:bCs/>
+          <w:b/>
+        </w:rPr>
+        <w:t xml:space="preserve">解法（建议层）</w:t>
+      </w:r>
+      <w:r>
+        <w:t xml:space="preserve">：用</w:t>
       </w:r>
       <w:r>
         <w:rPr>
@@ -7835,12 +7420,6 @@
         <w:t xml:space="preserve"> </w:t>
       </w:r>
       <w:r>
-        <w:t xml:space="preserve">★</w:t>
-      </w:r>
-      <w:r>
-        <w:t xml:space="preserve"> </w:t>
-      </w:r>
-      <w:r>
         <w:rPr>
           <w:rStyle w:val="VerbatimChar"/>
         </w:rPr>
@@ -7860,13 +7439,7 @@
         <w:t xml:space="preserve">自身不入清单</w:t>
       </w:r>
       <w:r>
-        <w:t xml:space="preserve"> </w:t>
-      </w:r>
-      <w:r>
-        <w:t xml:space="preserve">⇒ ⇒</w:t>
-      </w:r>
-      <w:r>
-        <w:t xml:space="preserve"> </w:t>
+        <w:t xml:space="preserve">，</w:t>
       </w:r>
       <w:r>
         <w:rPr>
@@ -7895,7 +7468,7 @@
         <w:pStyle w:val="FirstParagraph"/>
       </w:pPr>
       <w:r>
-        <w:t xml:space="preserve">★ ⇒ 建议在</w:t>
+        <w:t xml:space="preserve">建议在</w:t>
       </w:r>
       <w:r>
         <w:t xml:space="preserve"> </w:t>
@@ -7910,7 +7483,7 @@
         <w:t xml:space="preserve"> </w:t>
       </w:r>
       <w:r>
-        <w:t xml:space="preserve">§1 增一行：「★ 本包内容锚点 ＝</w:t>
+        <w:t xml:space="preserve">§1 增一行：「 本包内容锚点 ＝</w:t>
       </w:r>
       <w:r>
         <w:t xml:space="preserve"> </w:t>
@@ -7937,7 +7510,7 @@
         <w:t xml:space="preserve">984ee931…</w:t>
       </w:r>
       <w:r>
-        <w:t xml:space="preserve">（★ 清单自身不入清单 ⇒ 非循环）」，★ 替代那句「状态：待重打」。</w:t>
+        <w:t xml:space="preserve">（清单自身不入清单，非循环）」，替代那句「状态：待重打」。</w:t>
       </w:r>
     </w:p>
     <w:bookmarkEnd w:id="38"/>
@@ -7947,7 +7520,7 @@
         <w:pStyle w:val="Heading4"/>
       </w:pPr>
       <w:r>
-        <w:t xml:space="preserve">D2.3 · ★ 另：入口文档对「自己被谁裁过」的表述也有一处需要补</w:t>
+        <w:t xml:space="preserve">D2.3 · 另：入口文档对「自己被谁裁过」的表述也有一处需要补</w:t>
       </w:r>
     </w:p>
     <w:tbl>
@@ -8045,7 +7618,7 @@
               <w:jc w:val="left"/>
             </w:pPr>
             <w:r>
-              <w:t xml:space="preserve">「★</w:t>
+              <w:t xml:space="preserve">「</w:t>
             </w:r>
             <w:r>
               <w:t xml:space="preserve"> </w:t>
@@ -8058,10 +7631,7 @@
               <w:t xml:space="preserve">待重打</w:t>
             </w:r>
             <w:r>
-              <w:t xml:space="preserve">（★ 因为本轮换了审稿报告的修复版 ＋ 改了定位说明 §5 ⇒</w:t>
-            </w:r>
-            <w:r>
-              <w:t xml:space="preserve"> </w:t>
+              <w:t xml:space="preserve">（因为这一轮换了审稿报告的修复版 ＋ 改了定位说明 §5，</w:t>
             </w:r>
             <w:r>
               <w:rPr>
@@ -8100,22 +7670,19 @@
               <w:t xml:space="preserve">不含这两处</w:t>
             </w:r>
             <w:r>
-              <w:t xml:space="preserve"> </w:t>
-            </w:r>
-            <w:r>
-              <w:t xml:space="preserve">⇒ 审完再出终版）」</w:t>
-            </w:r>
-          </w:p>
-        </w:tc>
-        <w:tc>
-          <w:tcPr/>
-          <w:p>
-            <w:pPr>
-              <w:pStyle w:val="Compact"/>
-              <w:jc w:val="left"/>
-            </w:pPr>
-            <w:r>
-              <w:t xml:space="preserve">★ 这句话</w:t>
+              <w:t xml:space="preserve">，审完再出终版）」</w:t>
+            </w:r>
+          </w:p>
+        </w:tc>
+        <w:tc>
+          <w:tcPr/>
+          <w:p>
+            <w:pPr>
+              <w:pStyle w:val="Compact"/>
+              <w:jc w:val="left"/>
+            </w:pPr>
+            <w:r>
+              <w:t xml:space="preserve">这句话</w:t>
             </w:r>
             <w:r>
               <w:rPr>
@@ -8125,10 +7692,7 @@
               <w:t xml:space="preserve">印在终版包内</w:t>
             </w:r>
             <w:r>
-              <w:t xml:space="preserve"> </w:t>
-            </w:r>
-            <w:r>
-              <w:t xml:space="preserve">⇒ ★ 读它的人看到的是「还没重打」，★ 而它所在的就是重打后的那版 ⇒ ★ 建议改成绑定当前 sha 的表述</w:t>
+              <w:t xml:space="preserve">，读它的人看到的是「还没重打」，而它所在的就是重打后的那版，建议改成绑定当前 sha 的表述</w:t>
             </w:r>
           </w:p>
         </w:tc>
@@ -8175,10 +7739,7 @@
               <w:jc w:val="left"/>
             </w:pPr>
             <w:r>
-              <w:t xml:space="preserve">「包级独立复核 ⇒</w:t>
-            </w:r>
-            <w:r>
-              <w:t xml:space="preserve"> </w:t>
+              <w:t xml:space="preserve">「包级独立复核，</w:t>
             </w:r>
             <w:r>
               <w:rPr>
@@ -8200,7 +7761,7 @@
               <w:jc w:val="left"/>
             </w:pPr>
             <w:r>
-              <w:t xml:space="preserve">★ 该裁决</w:t>
+              <w:t xml:space="preserve">该裁决</w:t>
             </w:r>
             <w:r>
               <w:rPr>
@@ -8225,10 +7786,7 @@
               <w:t xml:space="preserve">7a602aa3…</w:t>
             </w:r>
             <w:r>
-              <w:t xml:space="preserve">（★</w:t>
-            </w:r>
-            <w:r>
-              <w:t xml:space="preserve"> </w:t>
+              <w:t xml:space="preserve">（</w:t>
             </w:r>
             <w:r>
               <w:rPr>
@@ -8240,7 +7798,7 @@
               <w:t xml:space="preserve"> </w:t>
             </w:r>
             <w:r>
-              <w:t xml:space="preserve">L112 写明了绑定关系，★ 但</w:t>
+              <w:t xml:space="preserve">L112 写明了绑定关系，但</w:t>
             </w:r>
             <w:r>
               <w:t xml:space="preserve"> </w:t>
@@ -8268,7 +7826,7 @@
               <w:t xml:space="preserve">没写</w:t>
             </w:r>
             <w:r>
-              <w:t xml:space="preserve">）⇒ ★ 读者易误读为「本包已被 5/5 裁决过」⇒ ★ 建议在 §2 该行补上绑定 sha</w:t>
+              <w:t xml:space="preserve">），读者易误读为「本包已被 5/5 裁决过」，建议在 §2 该行补上绑定 sha</w:t>
             </w:r>
           </w:p>
         </w:tc>
@@ -8291,12 +7849,6 @@
         <w:pStyle w:val="BodyText"/>
       </w:pPr>
       <w:r>
-        <w:t xml:space="preserve">★</w:t>
-      </w:r>
-      <w:r>
-        <w:t xml:space="preserve"> </w:t>
-      </w:r>
-      <w:r>
         <w:rPr>
           <w:bCs/>
           <w:b/>
@@ -8304,7 +7856,7 @@
         <w:t xml:space="preserve">但要说清</w:t>
       </w:r>
       <w:r>
-        <w:t xml:space="preserve">：★</w:t>
+        <w:t xml:space="preserve">：</w:t>
       </w:r>
       <w:r>
         <w:t xml:space="preserve"> </w:t>
@@ -8355,13 +7907,7 @@
         <w:t xml:space="preserve">这一版负责」</w:t>
       </w:r>
       <w:r>
-        <w:t xml:space="preserve"> </w:t>
-      </w:r>
-      <w:r>
-        <w:t xml:space="preserve">⇒ ★</w:t>
-      </w:r>
-      <w:r>
-        <w:t xml:space="preserve"> </w:t>
+        <w:t xml:space="preserve">，</w:t>
       </w:r>
       <w:r>
         <w:rPr>
@@ -8371,13 +7917,7 @@
         <w:t xml:space="preserve">那份报告的「183 / 24/24 / 200 成员」不是过期数字，是绑定在旧对象上的正确数字</w:t>
       </w:r>
       <w:r>
-        <w:t xml:space="preserve"> </w:t>
-      </w:r>
-      <w:r>
-        <w:t xml:space="preserve">⇒ ★</w:t>
-      </w:r>
-      <w:r>
-        <w:t xml:space="preserve"> </w:t>
+        <w:t xml:space="preserve">，</w:t>
       </w:r>
       <w:r>
         <w:rPr>
@@ -8387,7 +7927,7 @@
         <w:t xml:space="preserve">那一份不需要改</w:t>
       </w:r>
       <w:r>
-        <w:t xml:space="preserve">；★</w:t>
+        <w:t xml:space="preserve">；</w:t>
       </w:r>
       <w:r>
         <w:t xml:space="preserve"> </w:t>
@@ -8428,12 +7968,6 @@
       <w:pPr>
         <w:pStyle w:val="FirstParagraph"/>
       </w:pPr>
-      <w:r>
-        <w:t xml:space="preserve">★</w:t>
-      </w:r>
-      <w:r>
-        <w:t xml:space="preserve"> </w:t>
-      </w:r>
       <w:r>
         <w:rPr>
           <w:bCs/>
@@ -8528,12 +8062,6 @@
               <w:jc w:val="left"/>
             </w:pPr>
             <w:r>
-              <w:t xml:space="preserve">★</w:t>
-            </w:r>
-            <w:r>
-              <w:t xml:space="preserve"> </w:t>
-            </w:r>
-            <w:r>
               <w:rPr>
                 <w:bCs/>
                 <w:b/>
@@ -8640,12 +8168,6 @@
               <w:jc w:val="left"/>
             </w:pPr>
             <w:r>
-              <w:t xml:space="preserve">★</w:t>
-            </w:r>
-            <w:r>
-              <w:t xml:space="preserve"> </w:t>
-            </w:r>
-            <w:r>
               <w:rPr>
                 <w:bCs/>
                 <w:b/>
@@ -8701,12 +8223,6 @@
               <w:jc w:val="left"/>
             </w:pPr>
             <w:r>
-              <w:t xml:space="preserve">★</w:t>
-            </w:r>
-            <w:r>
-              <w:t xml:space="preserve"> </w:t>
-            </w:r>
-            <w:r>
               <w:rPr>
                 <w:bCs/>
                 <w:b/>
@@ -8752,12 +8268,6 @@
               <w:jc w:val="left"/>
             </w:pPr>
             <w:r>
-              <w:t xml:space="preserve">★</w:t>
-            </w:r>
-            <w:r>
-              <w:t xml:space="preserve"> </w:t>
-            </w:r>
-            <w:r>
               <w:rPr>
                 <w:bCs/>
                 <w:b/>
@@ -8803,12 +8313,6 @@
               <w:jc w:val="left"/>
             </w:pPr>
             <w:r>
-              <w:t xml:space="preserve">★</w:t>
-            </w:r>
-            <w:r>
-              <w:t xml:space="preserve"> </w:t>
-            </w:r>
-            <w:r>
               <w:rPr>
                 <w:bCs/>
                 <w:b/>
@@ -8851,12 +8355,6 @@
               <w:jc w:val="left"/>
             </w:pPr>
             <w:r>
-              <w:t xml:space="preserve">★</w:t>
-            </w:r>
-            <w:r>
-              <w:t xml:space="preserve"> </w:t>
-            </w:r>
-            <w:r>
               <w:rPr>
                 <w:bCs/>
                 <w:b/>
@@ -8873,12 +8371,6 @@
               <w:jc w:val="left"/>
             </w:pPr>
             <w:r>
-              <w:t xml:space="preserve">★</w:t>
-            </w:r>
-            <w:r>
-              <w:t xml:space="preserve"> </w:t>
-            </w:r>
-            <w:r>
               <w:rPr>
                 <w:bCs/>
                 <w:b/>
@@ -8886,7 +8378,7 @@
               <w:t xml:space="preserve">「逐字节」依赖 deflate 编码器</w:t>
             </w:r>
             <w:r>
-              <w:t xml:space="preserve">（zlib 实现与级别）⇒ ★ 跨 zlib 实现</w:t>
+              <w:t xml:space="preserve">（zlib 实现与级别），跨 zlib 实现</w:t>
             </w:r>
             <w:r>
               <w:rPr>
@@ -8905,10 +8397,7 @@
               <w:jc w:val="left"/>
             </w:pPr>
             <w:r>
-              <w:t xml:space="preserve">P-2（level=1 ⇒</w:t>
-            </w:r>
-            <w:r>
-              <w:t xml:space="preserve"> </w:t>
+              <w:t xml:space="preserve">P-2（level=1，</w:t>
             </w:r>
             <w:r>
               <w:rPr>
@@ -8917,10 +8406,7 @@
               <w:t xml:space="preserve">1e014e39…</w:t>
             </w:r>
             <w:r>
-              <w:t xml:space="preserve">；level=9 ⇒</w:t>
-            </w:r>
-            <w:r>
-              <w:t xml:space="preserve"> </w:t>
+              <w:t xml:space="preserve">；level=9，</w:t>
             </w:r>
             <w:r>
               <w:rPr>
@@ -8940,12 +8426,6 @@
         <w:pStyle w:val="BodyText"/>
       </w:pPr>
       <w:r>
-        <w:t xml:space="preserve">★ ⇒</w:t>
-      </w:r>
-      <w:r>
-        <w:t xml:space="preserve"> </w:t>
-      </w:r>
-      <w:r>
         <w:rPr>
           <w:bCs/>
           <w:b/>
@@ -8961,23 +8441,11 @@
         <w:pStyle w:val="BlockText"/>
       </w:pPr>
       <w:r>
-        <w:t xml:space="preserve">★</w:t>
-      </w:r>
-      <w:r>
-        <w:t xml:space="preserve"> </w:t>
-      </w:r>
-      <w:r>
-        <w:rPr>
-          <w:bCs/>
-          <w:b/>
-        </w:rPr>
-        <w:t xml:space="preserve">「本包自带打包器、工具与全量清单 ⇒ 第三方仅凭本 zip、无需 git、无需第二个副本即可重建出【内容等价】的包；在与本包相同的 zlib 实现与压缩级别下，重建结果与本包【逐字节相同】。」</w:t>
-      </w:r>
-      <w:r>
-        <w:t xml:space="preserve"> </w:t>
-      </w:r>
-      <w:r>
-        <w:t xml:space="preserve">★ ⇒ ★</w:t>
+        <w:rPr>
+          <w:bCs/>
+          <w:b/>
+        </w:rPr>
+        <w:t xml:space="preserve">「本包自带打包器、工具与全量清单，第三方仅凭本 zip、无需 git、无需第二个副本即可重建出【内容等价】的包；在与本包相同的 zlib 实现与压缩级别下，重建结果与本包【逐字节相同】。」</w:t>
       </w:r>
       <w:r>
         <w:t xml:space="preserve"> </w:t>
@@ -9019,7 +8487,7 @@
         <w:t xml:space="preserve">的 202 条逐条核对作为等价判据</w:t>
       </w:r>
       <w:r>
-        <w:t xml:space="preserve">（★ 该判据与编码器无关，★ 是</w:t>
+        <w:t xml:space="preserve">（该判据与编码器无关，是</w:t>
       </w:r>
       <w:r>
         <w:rPr>
@@ -9035,7 +8503,7 @@
         <w:t xml:space="preserve"> </w:t>
       </w:r>
       <w:r>
-        <w:t xml:space="preserve">★ ⇒ ★ 另：</w:t>
+        <w:t xml:space="preserve">另：</w:t>
       </w:r>
       <w:r>
         <w:rPr>
@@ -9045,7 +8513,7 @@
         <w:t xml:space="preserve">「重建 docx」不是逐字节可复现的</w:t>
       </w:r>
       <w:r>
-        <w:t xml:space="preserve">（★ pandoc 把墙钟写进</w:t>
+        <w:t xml:space="preserve">（pandoc 把墙钟写进</w:t>
       </w:r>
       <w:r>
         <w:t xml:space="preserve"> </w:t>
@@ -9057,10 +8525,7 @@
         <w:t xml:space="preserve">dcterms:created</w:t>
       </w:r>
       <w:r>
-        <w:t xml:space="preserve">）⇒ ★</w:t>
-      </w:r>
-      <w:r>
-        <w:t xml:space="preserve"> </w:t>
+        <w:t xml:space="preserve">），</w:t>
       </w:r>
       <w:r>
         <w:rPr>
@@ -9105,12 +8570,6 @@
         <w:pStyle w:val="FirstParagraph"/>
       </w:pPr>
       <w:r>
-        <w:t xml:space="preserve">★</w:t>
-      </w:r>
-      <w:r>
-        <w:t xml:space="preserve"> </w:t>
-      </w:r>
-      <w:r>
         <w:rPr>
           <w:bCs/>
           <w:b/>
@@ -9118,7 +8577,7 @@
         <w:t xml:space="preserve">无阻断项</w:t>
       </w:r>
       <w:r>
-        <w:t xml:space="preserve">。★ 被审包本体 6 项强制检查全绿，★ 且 §2.5 的逐字节可复现性成立。</w:t>
+        <w:t xml:space="preserve">。被审包本体 6 项强制检查全绿，且 §2.5 的逐字节可复现性成立。</w:t>
       </w:r>
     </w:p>
     <w:bookmarkEnd w:id="43"/>
@@ -9234,12 +8693,6 @@
               <w:jc w:val="left"/>
             </w:pPr>
             <w:r>
-              <w:t xml:space="preserve">★</w:t>
-            </w:r>
-            <w:r>
-              <w:t xml:space="preserve"> </w:t>
-            </w:r>
-            <w:r>
               <w:rPr>
                 <w:bCs/>
                 <w:b/>
@@ -9273,7 +8726,7 @@
                 <w:bCs/>
                 <w:b/>
               </w:rPr>
-              <w:t xml:space="preserve">与 HEAD 自己的文件对不上 ⇒ 新 clone 必红</w:t>
+              <w:t xml:space="preserve">与 HEAD 自己的文件对不上，新 clone 必红</w:t>
             </w:r>
           </w:p>
         </w:tc>
@@ -9321,20 +8774,20 @@
               <w:t xml:space="preserve">M</w:t>
             </w:r>
             <w:r>
-              <w:t xml:space="preserve">，★</w:t>
-            </w:r>
-            <w:r>
-              <w:t xml:space="preserve"> </w:t>
-            </w:r>
-            <w:r>
-              <w:rPr>
-                <w:bCs/>
-                <w:b/>
-              </w:rPr>
-              <w:t xml:space="preserve">本轮之前就脏</w:t>
-            </w:r>
-            <w:r>
-              <w:t xml:space="preserve">，★ 与本次复核无关）</w:t>
+              <w:t xml:space="preserve">，</w:t>
+            </w:r>
+            <w:r>
+              <w:t xml:space="preserve"> </w:t>
+            </w:r>
+            <w:r>
+              <w:rPr>
+                <w:bCs/>
+                <w:b/>
+              </w:rPr>
+              <w:t xml:space="preserve">这一轮之前就脏</w:t>
+            </w:r>
+            <w:r>
+              <w:t xml:space="preserve">，与本次复核无关）</w:t>
             </w:r>
           </w:p>
         </w:tc>
@@ -9356,7 +8809,7 @@
               <w:t xml:space="preserve">201 条中 27 条不符</w:t>
             </w:r>
             <w:r>
-              <w:t xml:space="preserve">；★</w:t>
+              <w:t xml:space="preserve">；</w:t>
             </w:r>
             <w:r>
               <w:t xml:space="preserve"> </w:t>
@@ -9383,13 +8836,7 @@
               <w:t xml:space="preserve">sha256sum -c SHA256SUMS.txt</w:t>
             </w:r>
             <w:r>
-              <w:t xml:space="preserve"> </w:t>
-            </w:r>
-            <w:r>
-              <w:t xml:space="preserve">⇒</w:t>
-            </w:r>
-            <w:r>
-              <w:t xml:space="preserve"> </w:t>
+              <w:t xml:space="preserve">，</w:t>
             </w:r>
             <w:r>
               <w:rPr>
@@ -9399,7 +8846,7 @@
               <w:t xml:space="preserve">EXIT=1，OK 174 ／ FAILED 27</w:t>
             </w:r>
             <w:r>
-              <w:t xml:space="preserve">（★ 含全部 25 个</w:t>
+              <w:t xml:space="preserve">（含全部 25 个</w:t>
             </w:r>
             <w:r>
               <w:t xml:space="preserve"> </w:t>
@@ -9453,12 +8900,6 @@
               <w:jc w:val="left"/>
             </w:pPr>
             <w:r>
-              <w:t xml:space="preserve">★</w:t>
-            </w:r>
-            <w:r>
-              <w:t xml:space="preserve"> </w:t>
-            </w:r>
-            <w:r>
               <w:rPr>
                 <w:bCs/>
                 <w:b/>
@@ -9466,7 +8907,7 @@
               <w:t xml:space="preserve">把工作区那份清单提交</w:t>
             </w:r>
             <w:r>
-              <w:t xml:space="preserve">（★ 工作区清单＝包内清单，已逐字节相同，</w:t>
+              <w:t xml:space="preserve">（工作区清单＝包内清单，已逐字节相同，</w:t>
             </w:r>
             <w:r>
               <w:rPr>
@@ -9475,10 +8916,7 @@
               <w:t xml:space="preserve">984ee931…</w:t>
             </w:r>
             <w:r>
-              <w:t xml:space="preserve">）⇒ ★ ⇒</w:t>
-            </w:r>
-            <w:r>
-              <w:t xml:space="preserve"> </w:t>
+              <w:t xml:space="preserve">），</w:t>
             </w:r>
             <w:r>
               <w:rPr>
@@ -9488,10 +8926,7 @@
               <w:t xml:space="preserve">在此之前不要推分支</w:t>
             </w:r>
             <w:r>
-              <w:t xml:space="preserve">（★</w:t>
-            </w:r>
-            <w:r>
-              <w:t xml:space="preserve"> </w:t>
+              <w:t xml:space="preserve">（</w:t>
             </w:r>
             <w:r>
               <w:rPr>
@@ -9503,10 +8938,7 @@
               <w:t xml:space="preserve"> </w:t>
             </w:r>
             <w:r>
-              <w:t xml:space="preserve">§5② 正建议「推了才是真备份」⇒ ★</w:t>
-            </w:r>
-            <w:r>
-              <w:t xml:space="preserve"> </w:t>
+              <w:t xml:space="preserve">§5② 正建议「推了才是真备份」，</w:t>
             </w:r>
             <w:r>
               <w:rPr>
@@ -9579,7 +9011,7 @@
               <w:jc w:val="left"/>
             </w:pPr>
             <w:r>
-              <w:t xml:space="preserve">「183 个非 ASCII 成员」⇒ 本包实测</w:t>
+              <w:t xml:space="preserve">「183 个非 ASCII 成员」，本包实测</w:t>
             </w:r>
             <w:r>
               <w:t xml:space="preserve"> </w:t>
@@ -9679,7 +9111,7 @@
               <w:jc w:val="left"/>
             </w:pPr>
             <w:r>
-              <w:t xml:space="preserve">「24 个 docx」⇒ 实际</w:t>
+              <w:t xml:space="preserve">「24 个 docx」，实际</w:t>
             </w:r>
             <w:r>
               <w:t xml:space="preserve"> </w:t>
@@ -9714,14 +9146,14 @@
               <w:jc w:val="left"/>
             </w:pPr>
             <w:r>
-              <w:t xml:space="preserve">改成实际数，★ 并注明这是</w:t>
-            </w:r>
-            <w:r>
-              <w:rPr>
-                <w:bCs/>
-                <w:b/>
-              </w:rPr>
-              <w:t xml:space="preserve">本轮</w:t>
+              <w:t xml:space="preserve">改成实际数，并注明这是</w:t>
+            </w:r>
+            <w:r>
+              <w:rPr>
+                <w:bCs/>
+                <w:b/>
+              </w:rPr>
+              <w:t xml:space="preserve">这一轮</w:t>
             </w:r>
             <w:r>
               <w:t xml:space="preserve">的实测</w:t>
@@ -9787,7 +9219,7 @@
               <w:jc w:val="left"/>
             </w:pPr>
             <w:r>
-              <w:t xml:space="preserve">「包内 25 个 md ＋ 25 个 docx」⇒ 整包</w:t>
+              <w:t xml:space="preserve">「包内 25 个 md ＋ 25 个 docx」，整包</w:t>
             </w:r>
             <w:r>
               <w:t xml:space="preserve"> </w:t>
@@ -9884,7 +9316,7 @@
               <w:jc w:val="left"/>
             </w:pPr>
             <w:r>
-              <w:t xml:space="preserve">「《大修》意见（394 行，原文在包内）」⇒ 包内那份是</w:t>
+              <w:t xml:space="preserve">「《大修》意见（394 行，原文在包内）」，包内那份是</w:t>
             </w:r>
             <w:r>
               <w:t xml:space="preserve"> </w:t>
@@ -9946,12 +9378,6 @@
               <w:jc w:val="left"/>
             </w:pPr>
             <w:r>
-              <w:t xml:space="preserve">★</w:t>
-            </w:r>
-            <w:r>
-              <w:t xml:space="preserve"> </w:t>
-            </w:r>
-            <w:r>
               <w:rPr>
                 <w:bCs/>
                 <w:b/>
@@ -9989,7 +9415,7 @@
               <w:jc w:val="left"/>
             </w:pPr>
             <w:r>
-              <w:t xml:space="preserve">「32 个 commit」vs「31 个 commit」；★ 可观测 HEAD=</w:t>
+              <w:t xml:space="preserve">「32 个 commit」vs「31 个 commit」；可观测 HEAD=</w:t>
             </w:r>
             <w:r>
               <w:rPr>
@@ -10037,7 +9463,7 @@
               <w:jc w:val="left"/>
             </w:pPr>
             <w:r>
-              <w:t xml:space="preserve">两处统一，★ 并写明口径（★ 建议用「</w:t>
+              <w:t xml:space="preserve">两处统一，并写明口径（建议用「</w:t>
             </w:r>
             <w:r>
               <w:rPr>
@@ -10134,7 +9560,7 @@
               <w:t xml:space="preserve">不存在</w:t>
             </w:r>
             <w:r>
-              <w:t xml:space="preserve">；★ 两份入口文档都</w:t>
+              <w:t xml:space="preserve">；两份入口文档都</w:t>
             </w:r>
             <w:r>
               <w:rPr>
@@ -10153,7 +9579,7 @@
               <w:jc w:val="left"/>
             </w:pPr>
             <w:r>
-              <w:t xml:space="preserve">① 要么补上该小节并填当前值，★ 要么删掉该指引；② ★ 建议改用</w:t>
+              <w:t xml:space="preserve">① 要么补上该小节并填当前值，要么删掉该指引；② 建议改用</w:t>
             </w:r>
             <w:r>
               <w:t xml:space="preserve"> </w:t>
@@ -10296,7 +9722,7 @@
               <w:jc w:val="left"/>
             </w:pPr>
             <w:r>
-              <w:t xml:space="preserve">★ 工具会</w:t>
+              <w:t xml:space="preserve">工具会</w:t>
             </w:r>
             <w:r>
               <w:rPr>
@@ -10357,7 +9783,7 @@
               <w:jc w:val="left"/>
             </w:pPr>
             <w:r>
-              <w:t xml:space="preserve">★ 实测跑完即在</w:t>
+              <w:t xml:space="preserve">实测跑完即在</w:t>
             </w:r>
             <w:r>
               <w:t xml:space="preserve"> </w:t>
@@ -10384,13 +9810,7 @@
               <w:t xml:space="preserve">workflow.cpython-311.pyc</w:t>
             </w:r>
             <w:r>
-              <w:t xml:space="preserve"> </w:t>
-            </w:r>
-            <w:r>
-              <w:t xml:space="preserve">⇒ ★</w:t>
-            </w:r>
-            <w:r>
-              <w:t xml:space="preserve"> </w:t>
+              <w:t xml:space="preserve">，</w:t>
             </w:r>
             <w:r>
               <w:rPr>
@@ -10400,7 +9820,7 @@
               <w:t xml:space="preserve">不污染包</w:t>
             </w:r>
             <w:r>
-              <w:t xml:space="preserve">（打包器已排除，★ P-4 已证）★ 但</w:t>
+              <w:t xml:space="preserve">（打包器已排除， P-4 已证）但</w:t>
             </w:r>
             <w:r>
               <w:rPr>
@@ -10410,7 +9830,7 @@
               <w:t xml:space="preserve">会脏仓</w:t>
             </w:r>
             <w:r>
-              <w:t xml:space="preserve">，★ 且会让「从脏树重建」这条路径看起来不可靠 ⇒ ★ 建议</w:t>
+              <w:t xml:space="preserve">，且会让「从脏树重建」这条路径看起来不可靠，建议</w:t>
             </w:r>
             <w:r>
               <w:t xml:space="preserve"> </w:t>
@@ -10516,7 +9936,7 @@
               <w:jc w:val="left"/>
             </w:pPr>
             <w:r>
-              <w:t xml:space="preserve">★ 新鲜度判据对它们</w:t>
+              <w:t xml:space="preserve">新鲜度判据对它们</w:t>
             </w:r>
             <w:r>
               <w:rPr>
@@ -10526,7 +9946,7 @@
               <w:t xml:space="preserve">不成立</w:t>
             </w:r>
             <w:r>
-              <w:t xml:space="preserve">；★</w:t>
+              <w:t xml:space="preserve">；</w:t>
             </w:r>
             <w:r>
               <w:t xml:space="preserve"> </w:t>
@@ -10551,7 +9971,7 @@
               <w:t xml:space="preserve">回退到时间戳判据</w:t>
             </w:r>
             <w:r>
-              <w:t xml:space="preserve">，★ 而该工具自己的注释就写明「时间戳判据在交付态不可靠」⇒ ★ 建议对这 6 个也嵌指纹（★ 交付面</w:t>
+              <w:t xml:space="preserve">，而该工具自己的注释就写明「时间戳判据在交付态不可靠」，建议对这 6 个也嵌指纹（交付面</w:t>
             </w:r>
             <w:r>
               <w:t xml:space="preserve"> </w:t>
@@ -10566,7 +9986,7 @@
               <w:t xml:space="preserve"> </w:t>
             </w:r>
             <w:r>
-              <w:t xml:space="preserve">已 25/25 覆盖，★ 不影响交付面）</w:t>
+              <w:t xml:space="preserve">已 25/25 覆盖，不影响交付面）</w:t>
             </w:r>
           </w:p>
         </w:tc>
@@ -10653,7 +10073,7 @@
               <w:jc w:val="left"/>
             </w:pPr>
             <w:r>
-              <w:t xml:space="preserve">★ 「包 sha256 是稳定标识符」需按</w:t>
+              <w:t xml:space="preserve">「包 sha256 是稳定标识符」需按</w:t>
             </w:r>
             <w:r>
               <w:t xml:space="preserve"> </w:t>
@@ -10669,7 +10089,7 @@
               <w:t xml:space="preserve"> </w:t>
             </w:r>
             <w:r>
-              <w:t xml:space="preserve">的三段式补边界（★ 特别是「重建 docx 不逐字节可复现」这一条）</w:t>
+              <w:t xml:space="preserve">的三段式补边界（特别是「重建 docx 不逐字节可复现」这一条）</w:t>
             </w:r>
           </w:p>
         </w:tc>
@@ -10732,7 +10152,7 @@
               <w:jc w:val="left"/>
             </w:pPr>
             <w:r>
-              <w:t xml:space="preserve">★ 终版包内不该再写「待重打」；★ §2 的「5/5 通过」应标明</w:t>
+              <w:t xml:space="preserve">终版包内不该再写「待重打」； §2 的「5/5 通过」应标明</w:t>
             </w:r>
             <w:r>
               <w:rPr>
@@ -10757,10 +10177,7 @@
               <w:t xml:space="preserve">7a602aa3…</w:t>
             </w:r>
             <w:r>
-              <w:t xml:space="preserve">（★</w:t>
-            </w:r>
-            <w:r>
-              <w:t xml:space="preserve"> </w:t>
+              <w:t xml:space="preserve">（</w:t>
             </w:r>
             <w:r>
               <w:rPr>
@@ -10772,7 +10189,7 @@
               <w:t xml:space="preserve"> </w:t>
             </w:r>
             <w:r>
-              <w:t xml:space="preserve">L112 已写，★</w:t>
+              <w:t xml:space="preserve">L112 已写，</w:t>
             </w:r>
             <w:r>
               <w:t xml:space="preserve"> </w:t>
@@ -10859,12 +10276,6 @@
               <w:jc w:val="left"/>
             </w:pPr>
             <w:r>
-              <w:t xml:space="preserve">★</w:t>
-            </w:r>
-            <w:r>
-              <w:t xml:space="preserve"> </w:t>
-            </w:r>
-            <w:r>
               <w:rPr>
                 <w:bCs/>
                 <w:b/>
@@ -10881,7 +10292,7 @@
               <w:jc w:val="left"/>
             </w:pPr>
             <w:r>
-              <w:t xml:space="preserve">★ 本环境</w:t>
+              <w:t xml:space="preserve">本环境</w:t>
             </w:r>
             <w:r>
               <w:rPr>
@@ -10891,10 +10302,7 @@
               <w:t xml:space="preserve">无 Office</w:t>
             </w:r>
             <w:r>
-              <w:t xml:space="preserve"> </w:t>
-            </w:r>
-            <w:r>
-              <w:t xml:space="preserve">⇒ ★ 我只验到 ① OPC 结构层（31 docx ／ 496 部件，0 损坏 · 0 XML 解析失败 · 0 未声明内容类型 · 0 断链）②</w:t>
+              <w:t xml:space="preserve">，我只验到 ① OPC 结构层（31 docx ／ 496 部件，0 损坏 · 0 XML 解析失败 · 0 未声明内容类型 · 0 断链）②</w:t>
             </w:r>
             <w:r>
               <w:t xml:space="preserve"> </w:t>
@@ -10907,13 +10315,7 @@
               <w:t xml:space="preserve">LibreOffice 25/25 可打开且 UTF-8 内容保真 100%</w:t>
             </w:r>
             <w:r>
-              <w:t xml:space="preserve"> </w:t>
-            </w:r>
-            <w:r>
-              <w:t xml:space="preserve">⇒ ★</w:t>
-            </w:r>
-            <w:r>
-              <w:t xml:space="preserve"> </w:t>
+              <w:t xml:space="preserve">，</w:t>
             </w:r>
             <w:r>
               <w:rPr>
@@ -10934,12 +10336,6 @@
               <w:jc w:val="left"/>
             </w:pPr>
             <w:r>
-              <w:t xml:space="preserve">★</w:t>
-            </w:r>
-            <w:r>
-              <w:t xml:space="preserve"> </w:t>
-            </w:r>
-            <w:r>
               <w:rPr>
                 <w:bCs/>
                 <w:b/>
@@ -10971,12 +10367,6 @@
               <w:jc w:val="left"/>
             </w:pPr>
             <w:r>
-              <w:t xml:space="preserve">★</w:t>
-            </w:r>
-            <w:r>
-              <w:t xml:space="preserve"> </w:t>
-            </w:r>
-            <w:r>
               <w:rPr>
                 <w:bCs/>
                 <w:b/>
@@ -10984,10 +10374,7 @@
               <w:t xml:space="preserve">本机没有该包副本</w:t>
             </w:r>
             <w:r>
-              <w:t xml:space="preserve"> </w:t>
-            </w:r>
-            <w:r>
-              <w:t xml:space="preserve">⇒ ★ 凡涉及旧版的数字（200 成员 / 199 清单 / 2,545,302 B / 183 非 ASCII / 24 docx / 6,907 单元格）★</w:t>
+              <w:t xml:space="preserve">，凡涉及旧版的数字（200 成员 / 199 清单 / 2,545,302 B / 183 非 ASCII / 24 docx / 6,907 单元格）</w:t>
             </w:r>
             <w:r>
               <w:t xml:space="preserve"> </w:t>
@@ -11000,10 +10387,7 @@
               <w:t xml:space="preserve">我只能核到「与本版的差量自洽」</w:t>
             </w:r>
             <w:r>
-              <w:t xml:space="preserve">（+3 成员 ⇒ 非 ASCII 183→186、docx 24→25、单元格 6,907→7,007 全部对上）⇒ ★</w:t>
-            </w:r>
-            <w:r>
-              <w:t xml:space="preserve"> </w:t>
+              <w:t xml:space="preserve">（+3 成员，非 ASCII 183→186、docx 24→25、单元格 6,907→7,007 全部对上），</w:t>
             </w:r>
             <w:r>
               <w:rPr>
@@ -11024,12 +10408,6 @@
               <w:jc w:val="left"/>
             </w:pPr>
             <w:r>
-              <w:t xml:space="preserve">★</w:t>
-            </w:r>
-            <w:r>
-              <w:t xml:space="preserve"> </w:t>
-            </w:r>
-            <w:r>
               <w:rPr>
                 <w:bCs/>
                 <w:b/>
@@ -11046,12 +10424,6 @@
               <w:jc w:val="left"/>
             </w:pPr>
             <w:r>
-              <w:t xml:space="preserve">★</w:t>
-            </w:r>
-            <w:r>
-              <w:t xml:space="preserve"> </w:t>
-            </w:r>
-            <w:r>
               <w:rPr>
                 <w:bCs/>
                 <w:b/>
@@ -11074,7 +10446,7 @@
               <w:t xml:space="preserve"> </w:t>
             </w:r>
             <w:r>
-              <w:t xml:space="preserve">缺陷）⇒ ★ 本包给的是结论 ＋ 读数出处，★ 不是可复跑批；★ 本报告</w:t>
+              <w:t xml:space="preserve">缺陷），本包给的是结论 ＋ 读数出处，不是可复跑批；本报告</w:t>
             </w:r>
             <w:r>
               <w:rPr>
@@ -11098,12 +10470,6 @@
               <w:jc w:val="left"/>
             </w:pPr>
             <w:r>
-              <w:t xml:space="preserve">★</w:t>
-            </w:r>
-            <w:r>
-              <w:t xml:space="preserve"> </w:t>
-            </w:r>
-            <w:r>
               <w:rPr>
                 <w:bCs/>
                 <w:b/>
@@ -11120,7 +10486,7 @@
               <w:jc w:val="left"/>
             </w:pPr>
             <w:r>
-              <w:t xml:space="preserve">★ 只经内部独立终审 ⇒ ★ 与前四篇的外部《大修》不同级</w:t>
+              <w:t xml:space="preserve">只经内部独立终审，与前四篇的外部《大修》不同级</w:t>
             </w:r>
           </w:p>
         </w:tc>
@@ -11134,12 +10500,6 @@
               <w:jc w:val="left"/>
             </w:pPr>
             <w:r>
-              <w:t xml:space="preserve">★</w:t>
-            </w:r>
-            <w:r>
-              <w:t xml:space="preserve"> </w:t>
-            </w:r>
-            <w:r>
               <w:rPr>
                 <w:bCs/>
                 <w:b/>
@@ -11156,7 +10516,7 @@
               <w:jc w:val="left"/>
             </w:pPr>
             <w:r>
-              <w:t xml:space="preserve">★ 见 §1.1：★ 仓内清单第 30 行 ＋ 同名 docx 指纹会因本次写入而失配，★</w:t>
+              <w:t xml:space="preserve">见 §1.1：仓内清单第 30 行 ＋ 同名 docx 指纹会因本次写入而失配，</w:t>
             </w:r>
             <w:r>
               <w:t xml:space="preserve"> </w:t>
@@ -11180,13 +10540,13 @@
       </w:r>
     </w:p>
     <w:bookmarkEnd w:id="47"/>
-    <w:bookmarkStart w:id="48" w:name="第三方可复制的复核命令-全部在解包副本上跑"/>
+    <w:bookmarkStart w:id="48" w:name="第三方可复制的复核命令全部在解包副本上跑"/>
     <w:p>
       <w:pPr>
         <w:pStyle w:val="Heading2"/>
       </w:pPr>
       <w:r>
-        <w:t xml:space="preserve">7 · 第三方可复制的复核命令（★ 全部在</w:t>
+        <w:t xml:space="preserve">7 · 第三方可复制的复核命令（全部在</w:t>
       </w:r>
       <w:r>
         <w:rPr>
@@ -11500,12 +10860,6 @@
         <w:pStyle w:val="FirstParagraph"/>
       </w:pPr>
       <w:r>
-        <w:t xml:space="preserve">★</w:t>
-      </w:r>
-      <w:r>
-        <w:t xml:space="preserve"> </w:t>
-      </w:r>
-      <w:r>
         <w:rPr>
           <w:bCs/>
           <w:b/>
@@ -11513,7 +10867,7 @@
         <w:t xml:space="preserve">再补一条第三方能自己加的核法</w:t>
       </w:r>
       <w:r>
-        <w:t xml:space="preserve">（★ 本报告用过）：</w:t>
+        <w:t xml:space="preserve">（本报告用过）：</w:t>
       </w:r>
     </w:p>
     <w:p>
@@ -11787,7 +11141,7 @@
           <w:iCs/>
           <w:i/>
         </w:rPr>
-        <w:t xml:space="preserve">（Verifier）· ★ 只读审计 · 零 API · 零网络 · 未写 git（仅</w:t>
+        <w:t xml:space="preserve">（Verifier）· 只读审计 · 零 API · 零网络 · 未写 git（仅</w:t>
       </w:r>
       <w:r>
         <w:rPr>
@@ -11903,7 +11257,7 @@
           <w:iCs/>
           <w:i/>
         </w:rPr>
-        <w:t xml:space="preserve">等只读命令）· ★ 唯一写入＝本文件（§1 留痕）· ★ 结论只对包 sha256</w:t>
+        <w:t xml:space="preserve">等只读命令）· 唯一写入＝本文件（§1 留痕）· 结论只对包 sha256</w:t>
       </w:r>
       <w:r>
         <w:rPr>

--- a/papers/包级复核报告_交付包_2026-10-25.docx
+++ b/papers/包级复核报告_交付包_2026-10-25.docx
@@ -909,16 +909,13 @@
     </w:p>
     <w:bookmarkEnd w:id="23"/>
     <w:bookmarkEnd w:id="24"/>
-    <w:bookmarkStart w:id="26" w:name="返工留痕本文件被覆盖前的原状按要求-覆盖前先记录现版-sha256-与行字节"/>
+    <w:bookmarkStart w:id="26" w:name="返工留痕本文件被覆盖前的原状按要求覆盖前先记录现版-sha256-与行字节"/>
     <w:p>
       <w:pPr>
         <w:pStyle w:val="Heading2"/>
       </w:pPr>
       <w:r>
         <w:t xml:space="preserve">1 · 返工留痕（本文件被覆盖前的原状）按要求：</w:t>
-      </w:r>
-      <w:r>
-        <w:t xml:space="preserve"> </w:t>
       </w:r>
       <w:r>
         <w:rPr>
@@ -1838,7 +1835,14 @@
           <w:bCs/>
           <w:b/>
         </w:rPr>
-        <w:t xml:space="preserve">全部仍 ✅</w:t>
+        <w:t xml:space="preserve">全部仍</w:t>
+      </w:r>
+      <w:r>
+        <w:rPr>
+          <w:bCs/>
+          <w:b/>
+        </w:rPr>
+        <w:t xml:space="preserve"> </w:t>
       </w:r>
       <w:r>
         <w:t xml:space="preserve">（这 24 个文件的单元格合计</w:t>
@@ -2267,10 +2271,7 @@
         <w:t xml:space="preserve">清单条目数 202 == 成员数 203 − 1</w:t>
       </w:r>
       <w:r>
-        <w:t xml:space="preserve"> </w:t>
-      </w:r>
-      <w:r>
-        <w:t xml:space="preserve">✔；磁盘上除清单自身外</w:t>
+        <w:t xml:space="preserve">；磁盘上除清单自身外</w:t>
       </w:r>
       <w:r>
         <w:rPr>
@@ -2280,10 +2281,7 @@
         <w:t xml:space="preserve">无任何未登记文件</w:t>
       </w:r>
       <w:r>
-        <w:t xml:space="preserve"> </w:t>
-      </w:r>
-      <w:r>
-        <w:t xml:space="preserve">✔；无重复路径 ✔；无格式异常行 ✔。</w:t>
+        <w:t xml:space="preserve">；无重复路径；无格式异常行。</w:t>
       </w:r>
     </w:p>
     <w:p>
@@ -2475,7 +2473,7 @@
         <w:t xml:space="preserve">EXIT=0</w:t>
       </w:r>
       <w:r>
-        <w:t xml:space="preserve">（5 个全 ✅），但同样带 ⚠「docx 无源指纹」，见 §5 S-02。</w:t>
+        <w:t xml:space="preserve">（5 个全），但同样带 「docx 无源指纹」，见 §5 S-02。</w:t>
       </w:r>
     </w:p>
     <w:p>
@@ -2793,9 +2791,6 @@
       </w:r>
       <w:r>
         <w:t xml:space="preserve">环境重建；重建产物写临时目录，</w:t>
-      </w:r>
-      <w:r>
-        <w:t xml:space="preserve"> </w:t>
       </w:r>
       <w:r>
         <w:rPr>
@@ -3383,11 +3378,7 @@
           <w:p>
             <w:pPr>
               <w:pStyle w:val="Compact"/>
-              <w:jc w:val="left"/>
-            </w:pPr>
-            <w:r>
-              <w:t xml:space="preserve">✔</w:t>
-            </w:r>
+            </w:pPr>
           </w:p>
         </w:tc>
       </w:tr>
@@ -4566,10 +4557,7 @@
               <w:t xml:space="preserve">984ee931…</w:t>
             </w:r>
             <w:r>
-              <w:t xml:space="preserve">）✔；</w:t>
-            </w:r>
-            <w:r>
-              <w:t xml:space="preserve"> </w:t>
+              <w:t xml:space="preserve">）；</w:t>
             </w:r>
             <w:r>
               <w:rPr>
@@ -5060,7 +5048,7 @@
       </w:r>
     </w:p>
     <w:bookmarkEnd w:id="36"/>
-    <w:bookmarkStart w:id="40" w:name="X85f70a756085675f26a60e93c1531769c10c097"/>
+    <w:bookmarkStart w:id="40" w:name="X6b1aa5d37f79aeeba97f41e0e572c213b55bb7a"/>
     <w:p>
       <w:pPr>
         <w:pStyle w:val="Heading3"/>
@@ -5082,9 +5070,6 @@
       </w:r>
       <w:r>
         <w:t xml:space="preserve">自洽吗？</w:t>
-      </w:r>
-      <w:r>
-        <w:t xml:space="preserve"> </w:t>
       </w:r>
       <w:r>
         <w:rPr>
@@ -5285,11 +5270,7 @@
           <w:p>
             <w:pPr>
               <w:pStyle w:val="Compact"/>
-              <w:jc w:val="left"/>
-            </w:pPr>
-            <w:r>
-              <w:t xml:space="preserve">✔</w:t>
-            </w:r>
+            </w:pPr>
           </w:p>
         </w:tc>
       </w:tr>
@@ -5374,11 +5355,7 @@
           <w:p>
             <w:pPr>
               <w:pStyle w:val="Compact"/>
-              <w:jc w:val="left"/>
-            </w:pPr>
-            <w:r>
-              <w:t xml:space="preserve">✔</w:t>
-            </w:r>
+            </w:pPr>
           </w:p>
         </w:tc>
       </w:tr>
@@ -5460,11 +5437,7 @@
           <w:p>
             <w:pPr>
               <w:pStyle w:val="Compact"/>
-              <w:jc w:val="left"/>
-            </w:pPr>
-            <w:r>
-              <w:t xml:space="preserve">✔</w:t>
-            </w:r>
+            </w:pPr>
           </w:p>
         </w:tc>
       </w:tr>
@@ -5537,11 +5510,7 @@
           <w:p>
             <w:pPr>
               <w:pStyle w:val="Compact"/>
-              <w:jc w:val="left"/>
-            </w:pPr>
-            <w:r>
-              <w:t xml:space="preserve">✔</w:t>
-            </w:r>
+            </w:pPr>
           </w:p>
         </w:tc>
       </w:tr>
@@ -5626,11 +5595,7 @@
           <w:p>
             <w:pPr>
               <w:pStyle w:val="Compact"/>
-              <w:jc w:val="left"/>
-            </w:pPr>
-            <w:r>
-              <w:t xml:space="preserve">✔</w:t>
-            </w:r>
+            </w:pPr>
           </w:p>
         </w:tc>
       </w:tr>
@@ -5715,11 +5680,7 @@
           <w:p>
             <w:pPr>
               <w:pStyle w:val="Compact"/>
-              <w:jc w:val="left"/>
-            </w:pPr>
-            <w:r>
-              <w:t xml:space="preserve">✔</w:t>
-            </w:r>
+            </w:pPr>
           </w:p>
         </w:tc>
       </w:tr>
@@ -5804,11 +5765,7 @@
           <w:p>
             <w:pPr>
               <w:pStyle w:val="Compact"/>
-              <w:jc w:val="left"/>
-            </w:pPr>
-            <w:r>
-              <w:t xml:space="preserve">✔</w:t>
-            </w:r>
+            </w:pPr>
           </w:p>
         </w:tc>
       </w:tr>
@@ -5893,11 +5850,7 @@
           <w:p>
             <w:pPr>
               <w:pStyle w:val="Compact"/>
-              <w:jc w:val="left"/>
-            </w:pPr>
-            <w:r>
-              <w:t xml:space="preserve">✔</w:t>
-            </w:r>
+            </w:pPr>
           </w:p>
         </w:tc>
       </w:tr>
@@ -5982,11 +5935,7 @@
           <w:p>
             <w:pPr>
               <w:pStyle w:val="Compact"/>
-              <w:jc w:val="left"/>
-            </w:pPr>
-            <w:r>
-              <w:t xml:space="preserve">✔</w:t>
-            </w:r>
+            </w:pPr>
           </w:p>
         </w:tc>
       </w:tr>
@@ -6071,11 +6020,7 @@
           <w:p>
             <w:pPr>
               <w:pStyle w:val="Compact"/>
-              <w:jc w:val="left"/>
-            </w:pPr>
-            <w:r>
-              <w:t xml:space="preserve">✔</w:t>
-            </w:r>
+            </w:pPr>
           </w:p>
         </w:tc>
       </w:tr>
@@ -6160,11 +6105,7 @@
           <w:p>
             <w:pPr>
               <w:pStyle w:val="Compact"/>
-              <w:jc w:val="left"/>
-            </w:pPr>
-            <w:r>
-              <w:t xml:space="preserve">✔</w:t>
-            </w:r>
+            </w:pPr>
           </w:p>
         </w:tc>
       </w:tr>
@@ -6234,7 +6175,7 @@
         <w:t xml:space="preserve">### ★ 原记录（保留，不删）</w:t>
       </w:r>
       <w:r>
-        <w:t xml:space="preserve">）✔</w:t>
+        <w:t xml:space="preserve">）</w:t>
       </w:r>
       <w:r>
         <w:t xml:space="preserve"> </w:t>
@@ -6297,12 +6238,6 @@
           <w:b/>
         </w:rPr>
         <w:t xml:space="preserve">逐条与包内成员一致</w:t>
-      </w:r>
-      <w:r>
-        <w:t xml:space="preserve"> </w:t>
-      </w:r>
-      <w:r>
-        <w:t xml:space="preserve">✔</w:t>
       </w:r>
     </w:p>
     <w:bookmarkEnd w:id="37"/>
@@ -6472,7 +6407,7 @@
         <w:t xml:space="preserve">包级复核报告.docx</w:t>
       </w:r>
       <w:r>
-        <w:t xml:space="preserve">（三者皆非 ASCII，非 ASCII 计数 183+3=186 ✔ 完全对上）。</w:t>
+        <w:t xml:space="preserve">（三者皆非 ASCII，非 ASCII 计数 183+3=186 完全对上）。</w:t>
       </w:r>
     </w:p>
     <w:tbl>
@@ -7124,9 +7059,6 @@
               <w:t xml:space="preserve">、</w:t>
             </w:r>
             <w:r>
-              <w:t xml:space="preserve"> </w:t>
-            </w:r>
-            <w:r>
               <w:rPr>
                 <w:bCs/>
                 <w:b/>
@@ -7356,9 +7288,6 @@
       </w:r>
       <w:r>
         <w:t xml:space="preserve">：</w:t>
-      </w:r>
-      <w:r>
-        <w:t xml:space="preserve"> </w:t>
       </w:r>
       <w:r>
         <w:rPr>
@@ -7928,9 +7857,6 @@
       </w:r>
       <w:r>
         <w:t xml:space="preserve">；</w:t>
-      </w:r>
-      <w:r>
-        <w:t xml:space="preserve"> </w:t>
       </w:r>
       <w:r>
         <w:rPr>
@@ -8777,9 +8703,6 @@
               <w:t xml:space="preserve">，</w:t>
             </w:r>
             <w:r>
-              <w:t xml:space="preserve"> </w:t>
-            </w:r>
-            <w:r>
               <w:rPr>
                 <w:bCs/>
                 <w:b/>
@@ -10377,9 +10300,6 @@
               <w:t xml:space="preserve">，凡涉及旧版的数字（200 成员 / 199 清单 / 2,545,302 B / 183 非 ASCII / 24 docx / 6,907 单元格）</w:t>
             </w:r>
             <w:r>
-              <w:t xml:space="preserve"> </w:t>
-            </w:r>
-            <w:r>
               <w:rPr>
                 <w:bCs/>
                 <w:b/>
@@ -10517,9 +10437,6 @@
             </w:pPr>
             <w:r>
               <w:t xml:space="preserve">见 §1.1：仓内清单第 30 行 ＋ 同名 docx 指纹会因本次写入而失配，</w:t>
-            </w:r>
-            <w:r>
-              <w:t xml:space="preserve"> </w:t>
             </w:r>
             <w:r>
               <w:rPr>
